--- a/activities/week-01-make-the-file-fail-participation.docx
+++ b/activities/week-01-make-the-file-fail-participation.docx
@@ -33,16 +33,7 @@
           <w:color w:val="0B2545"/>
           <w:sz w:val="44"/>
         </w:rPr>
-        <w:t xml:space="preserve">Lab 1: </w:t>
-      </w:r>
-      <w:r>
-        <w:rPr>
-          <w:b/>
-          <w:i w:val="false"/>
-          <w:color w:val="0B2545"/>
-          <w:sz w:val="44"/>
-        </w:rPr>
-        <w:t>File Failures</w:t>
+        <w:t>Lab 1: File Failures</w:t>
       </w:r>
     </w:p>
     <w:p>
@@ -93,6 +84,7 @@
             <w:pPr>
               <w:pStyle w:val="Normal"/>
               <w:widowControl/>
+              <w:suppressAutoHyphens w:val="true"/>
               <w:spacing w:before="0" w:after="120"/>
               <w:jc w:val="left"/>
               <w:rPr>
@@ -112,19 +104,7 @@
                 <w:szCs w:val="22"/>
                 <w:lang w:val="en-US" w:eastAsia="en-US" w:bidi="ar-SA"/>
               </w:rPr>
-              <w:t xml:space="preserve">Name / </w:t>
-            </w:r>
-            <w:r>
-              <w:rPr>
-                <w:rFonts w:eastAsia="ＭＳ 明朝" w:cs=""/>
-                <w:b/>
-                <w:color w:val="FFFFFF"/>
-                <w:kern w:val="0"/>
-                <w:sz w:val="20"/>
-                <w:szCs w:val="22"/>
-                <w:lang w:val="en-US" w:eastAsia="en-US" w:bidi="ar-SA"/>
-              </w:rPr>
-              <w:t>Group members</w:t>
+              <w:t>Name / Group members</w:t>
             </w:r>
           </w:p>
         </w:tc>
@@ -141,6 +121,7 @@
             <w:pPr>
               <w:pStyle w:val="Normal"/>
               <w:widowControl/>
+              <w:suppressAutoHyphens w:val="true"/>
               <w:spacing w:before="0" w:after="120"/>
               <w:jc w:val="left"/>
               <w:rPr>
@@ -205,6 +186,7 @@
               <w:pStyle w:val="Normal"/>
               <w:keepNext w:val="false"/>
               <w:widowControl/>
+              <w:suppressAutoHyphens w:val="true"/>
               <w:spacing w:lineRule="auto" w:line="288" w:before="0" w:after="0"/>
               <w:jc w:val="left"/>
               <w:rPr>
@@ -238,7 +220,7 @@
                 <w:szCs w:val="22"/>
                 <w:lang w:val="en-US" w:eastAsia="en-US" w:bidi="ar-SA"/>
               </w:rPr>
-              <w:t>Make the assumptions and rules hidden in a convenient flat file visible before proposing a better model. Reasonable inference is part of the work; clearly distinguish what the file states, what you infer, and what still needs clarification.</w:t>
+              <w:t xml:space="preserve"> Reason about what hidden rules or assumptions a dataset might contain. Reasonable inference is part of the work; the data may contain ambiguities.</w:t>
             </w:r>
           </w:p>
         </w:tc>
@@ -285,13 +267,13 @@
           <w:color w:val="0B2545"/>
           <w:sz w:val="22"/>
         </w:rPr>
-        <w:t>A tutoring center keeps all session records in one spreadsheet. Do not clean the data first. Your task is to identify what this representation permits and fails to express.</w:t>
+        <w:t xml:space="preserve">A tutoring center keeps all session records in one spreadsheet. Your task is to examine the dataset, make some reasonable inferences about what it’s meant to express, and consider pitfalls of this representation of the data. </w:t>
       </w:r>
     </w:p>
     <w:tbl>
       <w:tblPr>
         <w:tblStyle w:val="TableGrid"/>
-        <w:tblW w:w="9360" w:type="dxa"/>
+        <w:tblW w:w="9356" w:type="dxa"/>
         <w:jc w:val="left"/>
         <w:tblInd w:w="132" w:type="dxa"/>
         <w:tblLayout w:type="fixed"/>
@@ -305,14 +287,14 @@
       </w:tblPr>
       <w:tblGrid>
         <w:gridCol w:w="450"/>
-        <w:gridCol w:w="700"/>
-        <w:gridCol w:w="950"/>
-        <w:gridCol w:w="1100"/>
-        <w:gridCol w:w="1749"/>
-        <w:gridCol w:w="651"/>
-        <w:gridCol w:w="800"/>
+        <w:gridCol w:w="805"/>
+        <w:gridCol w:w="845"/>
+        <w:gridCol w:w="1099"/>
+        <w:gridCol w:w="1750"/>
+        <w:gridCol w:w="652"/>
+        <w:gridCol w:w="799"/>
         <w:gridCol w:w="1800"/>
-        <w:gridCol w:w="1159"/>
+        <w:gridCol w:w="1155"/>
       </w:tblGrid>
       <w:tr>
         <w:trPr>
@@ -329,6 +311,7 @@
             <w:pPr>
               <w:pStyle w:val="Normal"/>
               <w:widowControl/>
+              <w:suppressAutoHyphens w:val="true"/>
               <w:spacing w:lineRule="auto" w:line="259" w:before="0" w:after="0"/>
               <w:jc w:val="left"/>
               <w:rPr>
@@ -355,7 +338,7 @@
         </w:tc>
         <w:tc>
           <w:tcPr>
-            <w:tcW w:w="700" w:type="dxa"/>
+            <w:tcW w:w="805" w:type="dxa"/>
             <w:tcBorders/>
             <w:shd w:fill="1F4D78"/>
             <w:vAlign w:val="center"/>
@@ -364,6 +347,7 @@
             <w:pPr>
               <w:pStyle w:val="Normal"/>
               <w:widowControl/>
+              <w:suppressAutoHyphens w:val="true"/>
               <w:spacing w:lineRule="auto" w:line="259" w:before="0" w:after="0"/>
               <w:jc w:val="left"/>
               <w:rPr>
@@ -390,7 +374,7 @@
         </w:tc>
         <w:tc>
           <w:tcPr>
-            <w:tcW w:w="950" w:type="dxa"/>
+            <w:tcW w:w="845" w:type="dxa"/>
             <w:tcBorders/>
             <w:shd w:fill="1F4D78"/>
             <w:vAlign w:val="center"/>
@@ -399,6 +383,7 @@
             <w:pPr>
               <w:pStyle w:val="Normal"/>
               <w:widowControl/>
+              <w:suppressAutoHyphens w:val="true"/>
               <w:spacing w:lineRule="auto" w:line="259" w:before="0" w:after="0"/>
               <w:jc w:val="left"/>
               <w:rPr>
@@ -425,7 +410,7 @@
         </w:tc>
         <w:tc>
           <w:tcPr>
-            <w:tcW w:w="1100" w:type="dxa"/>
+            <w:tcW w:w="1099" w:type="dxa"/>
             <w:tcBorders/>
             <w:shd w:fill="1F4D78"/>
             <w:vAlign w:val="center"/>
@@ -434,6 +419,7 @@
             <w:pPr>
               <w:pStyle w:val="Normal"/>
               <w:widowControl/>
+              <w:suppressAutoHyphens w:val="true"/>
               <w:spacing w:lineRule="auto" w:line="259" w:before="0" w:after="0"/>
               <w:jc w:val="left"/>
               <w:rPr>
@@ -460,7 +446,7 @@
         </w:tc>
         <w:tc>
           <w:tcPr>
-            <w:tcW w:w="1749" w:type="dxa"/>
+            <w:tcW w:w="1750" w:type="dxa"/>
             <w:tcBorders/>
             <w:shd w:fill="1F4D78"/>
             <w:vAlign w:val="center"/>
@@ -469,6 +455,7 @@
             <w:pPr>
               <w:pStyle w:val="Normal"/>
               <w:widowControl/>
+              <w:suppressAutoHyphens w:val="true"/>
               <w:spacing w:lineRule="auto" w:line="259" w:before="0" w:after="0"/>
               <w:jc w:val="left"/>
               <w:rPr>
@@ -495,7 +482,7 @@
         </w:tc>
         <w:tc>
           <w:tcPr>
-            <w:tcW w:w="651" w:type="dxa"/>
+            <w:tcW w:w="652" w:type="dxa"/>
             <w:tcBorders/>
             <w:shd w:fill="1F4D78"/>
             <w:vAlign w:val="center"/>
@@ -504,6 +491,7 @@
             <w:pPr>
               <w:pStyle w:val="Normal"/>
               <w:widowControl/>
+              <w:suppressAutoHyphens w:val="true"/>
               <w:spacing w:lineRule="auto" w:line="259" w:before="0" w:after="0"/>
               <w:jc w:val="left"/>
               <w:rPr>
@@ -530,7 +518,7 @@
         </w:tc>
         <w:tc>
           <w:tcPr>
-            <w:tcW w:w="800" w:type="dxa"/>
+            <w:tcW w:w="799" w:type="dxa"/>
             <w:tcBorders/>
             <w:shd w:fill="1F4D78"/>
             <w:vAlign w:val="center"/>
@@ -539,6 +527,7 @@
             <w:pPr>
               <w:pStyle w:val="Normal"/>
               <w:widowControl/>
+              <w:suppressAutoHyphens w:val="true"/>
               <w:spacing w:lineRule="auto" w:line="259" w:before="0" w:after="0"/>
               <w:jc w:val="left"/>
               <w:rPr>
@@ -574,6 +563,7 @@
             <w:pPr>
               <w:pStyle w:val="Normal"/>
               <w:widowControl/>
+              <w:suppressAutoHyphens w:val="true"/>
               <w:spacing w:lineRule="auto" w:line="259" w:before="0" w:after="0"/>
               <w:jc w:val="left"/>
               <w:rPr>
@@ -600,7 +590,7 @@
         </w:tc>
         <w:tc>
           <w:tcPr>
-            <w:tcW w:w="1159" w:type="dxa"/>
+            <w:tcW w:w="1155" w:type="dxa"/>
             <w:tcBorders/>
             <w:shd w:fill="1F4D78"/>
             <w:vAlign w:val="center"/>
@@ -609,6 +599,7 @@
             <w:pPr>
               <w:pStyle w:val="Normal"/>
               <w:widowControl/>
+              <w:suppressAutoHyphens w:val="true"/>
               <w:spacing w:lineRule="auto" w:line="259" w:before="0" w:after="0"/>
               <w:jc w:val="left"/>
               <w:rPr>
@@ -646,6 +637,7 @@
             <w:pPr>
               <w:pStyle w:val="Normal"/>
               <w:widowControl/>
+              <w:suppressAutoHyphens w:val="true"/>
               <w:spacing w:lineRule="auto" w:line="259" w:before="0" w:after="0"/>
               <w:jc w:val="left"/>
               <w:rPr>
@@ -672,7 +664,7 @@
         </w:tc>
         <w:tc>
           <w:tcPr>
-            <w:tcW w:w="700" w:type="dxa"/>
+            <w:tcW w:w="805" w:type="dxa"/>
             <w:tcBorders/>
             <w:vAlign w:val="center"/>
           </w:tcPr>
@@ -680,6 +672,7 @@
             <w:pPr>
               <w:pStyle w:val="Normal"/>
               <w:widowControl/>
+              <w:suppressAutoHyphens w:val="true"/>
               <w:spacing w:lineRule="auto" w:line="259" w:before="0" w:after="0"/>
               <w:jc w:val="left"/>
               <w:rPr>
@@ -706,7 +699,7 @@
         </w:tc>
         <w:tc>
           <w:tcPr>
-            <w:tcW w:w="950" w:type="dxa"/>
+            <w:tcW w:w="845" w:type="dxa"/>
             <w:tcBorders/>
             <w:vAlign w:val="center"/>
           </w:tcPr>
@@ -714,6 +707,7 @@
             <w:pPr>
               <w:pStyle w:val="Normal"/>
               <w:widowControl/>
+              <w:suppressAutoHyphens w:val="true"/>
               <w:spacing w:lineRule="auto" w:line="259" w:before="0" w:after="0"/>
               <w:jc w:val="left"/>
               <w:rPr>
@@ -740,7 +734,7 @@
         </w:tc>
         <w:tc>
           <w:tcPr>
-            <w:tcW w:w="1100" w:type="dxa"/>
+            <w:tcW w:w="1099" w:type="dxa"/>
             <w:tcBorders/>
             <w:vAlign w:val="center"/>
           </w:tcPr>
@@ -748,6 +742,7 @@
             <w:pPr>
               <w:pStyle w:val="Normal"/>
               <w:widowControl/>
+              <w:suppressAutoHyphens w:val="true"/>
               <w:spacing w:lineRule="auto" w:line="259" w:before="0" w:after="0"/>
               <w:jc w:val="left"/>
               <w:rPr>
@@ -774,7 +769,7 @@
         </w:tc>
         <w:tc>
           <w:tcPr>
-            <w:tcW w:w="1749" w:type="dxa"/>
+            <w:tcW w:w="1750" w:type="dxa"/>
             <w:tcBorders/>
             <w:vAlign w:val="center"/>
           </w:tcPr>
@@ -782,6 +777,7 @@
             <w:pPr>
               <w:pStyle w:val="Normal"/>
               <w:widowControl/>
+              <w:suppressAutoHyphens w:val="true"/>
               <w:spacing w:lineRule="auto" w:line="259" w:before="0" w:after="0"/>
               <w:jc w:val="left"/>
               <w:rPr>
@@ -808,7 +804,7 @@
         </w:tc>
         <w:tc>
           <w:tcPr>
-            <w:tcW w:w="651" w:type="dxa"/>
+            <w:tcW w:w="652" w:type="dxa"/>
             <w:tcBorders/>
             <w:vAlign w:val="center"/>
           </w:tcPr>
@@ -816,6 +812,7 @@
             <w:pPr>
               <w:pStyle w:val="Normal"/>
               <w:widowControl/>
+              <w:suppressAutoHyphens w:val="true"/>
               <w:spacing w:lineRule="auto" w:line="259" w:before="0" w:after="0"/>
               <w:jc w:val="left"/>
               <w:rPr>
@@ -842,7 +839,7 @@
         </w:tc>
         <w:tc>
           <w:tcPr>
-            <w:tcW w:w="800" w:type="dxa"/>
+            <w:tcW w:w="799" w:type="dxa"/>
             <w:tcBorders/>
             <w:vAlign w:val="center"/>
           </w:tcPr>
@@ -850,6 +847,7 @@
             <w:pPr>
               <w:pStyle w:val="Normal"/>
               <w:widowControl/>
+              <w:suppressAutoHyphens w:val="true"/>
               <w:spacing w:lineRule="auto" w:line="259" w:before="0" w:after="0"/>
               <w:jc w:val="left"/>
               <w:rPr>
@@ -884,6 +882,7 @@
             <w:pPr>
               <w:pStyle w:val="Normal"/>
               <w:widowControl/>
+              <w:suppressAutoHyphens w:val="true"/>
               <w:spacing w:lineRule="auto" w:line="259" w:before="0" w:after="0"/>
               <w:jc w:val="left"/>
               <w:rPr>
@@ -910,7 +909,7 @@
         </w:tc>
         <w:tc>
           <w:tcPr>
-            <w:tcW w:w="1159" w:type="dxa"/>
+            <w:tcW w:w="1155" w:type="dxa"/>
             <w:tcBorders/>
             <w:vAlign w:val="center"/>
           </w:tcPr>
@@ -918,6 +917,7 @@
             <w:pPr>
               <w:pStyle w:val="Normal"/>
               <w:widowControl/>
+              <w:suppressAutoHyphens w:val="true"/>
               <w:spacing w:lineRule="auto" w:line="259" w:before="0" w:after="0"/>
               <w:jc w:val="left"/>
               <w:rPr>
@@ -955,6 +955,7 @@
             <w:pPr>
               <w:pStyle w:val="Normal"/>
               <w:widowControl/>
+              <w:suppressAutoHyphens w:val="true"/>
               <w:spacing w:lineRule="auto" w:line="259" w:before="0" w:after="0"/>
               <w:jc w:val="left"/>
               <w:rPr>
@@ -981,7 +982,7 @@
         </w:tc>
         <w:tc>
           <w:tcPr>
-            <w:tcW w:w="700" w:type="dxa"/>
+            <w:tcW w:w="805" w:type="dxa"/>
             <w:tcBorders/>
             <w:vAlign w:val="center"/>
           </w:tcPr>
@@ -989,6 +990,7 @@
             <w:pPr>
               <w:pStyle w:val="Normal"/>
               <w:widowControl/>
+              <w:suppressAutoHyphens w:val="true"/>
               <w:spacing w:lineRule="auto" w:line="259" w:before="0" w:after="0"/>
               <w:jc w:val="left"/>
               <w:rPr>
@@ -1015,7 +1017,7 @@
         </w:tc>
         <w:tc>
           <w:tcPr>
-            <w:tcW w:w="950" w:type="dxa"/>
+            <w:tcW w:w="845" w:type="dxa"/>
             <w:tcBorders/>
             <w:vAlign w:val="center"/>
           </w:tcPr>
@@ -1023,6 +1025,7 @@
             <w:pPr>
               <w:pStyle w:val="Normal"/>
               <w:widowControl/>
+              <w:suppressAutoHyphens w:val="true"/>
               <w:spacing w:lineRule="auto" w:line="259" w:before="0" w:after="0"/>
               <w:jc w:val="left"/>
               <w:rPr>
@@ -1049,7 +1052,7 @@
         </w:tc>
         <w:tc>
           <w:tcPr>
-            <w:tcW w:w="1100" w:type="dxa"/>
+            <w:tcW w:w="1099" w:type="dxa"/>
             <w:tcBorders/>
             <w:vAlign w:val="center"/>
           </w:tcPr>
@@ -1057,6 +1060,7 @@
             <w:pPr>
               <w:pStyle w:val="Normal"/>
               <w:widowControl/>
+              <w:suppressAutoHyphens w:val="true"/>
               <w:spacing w:lineRule="auto" w:line="259" w:before="0" w:after="0"/>
               <w:jc w:val="left"/>
               <w:rPr>
@@ -1083,7 +1087,7 @@
         </w:tc>
         <w:tc>
           <w:tcPr>
-            <w:tcW w:w="1749" w:type="dxa"/>
+            <w:tcW w:w="1750" w:type="dxa"/>
             <w:tcBorders/>
             <w:vAlign w:val="center"/>
           </w:tcPr>
@@ -1091,6 +1095,7 @@
             <w:pPr>
               <w:pStyle w:val="Normal"/>
               <w:widowControl/>
+              <w:suppressAutoHyphens w:val="true"/>
               <w:spacing w:lineRule="auto" w:line="259" w:before="0" w:after="0"/>
               <w:jc w:val="left"/>
               <w:rPr>
@@ -1117,7 +1122,7 @@
         </w:tc>
         <w:tc>
           <w:tcPr>
-            <w:tcW w:w="651" w:type="dxa"/>
+            <w:tcW w:w="652" w:type="dxa"/>
             <w:tcBorders/>
             <w:vAlign w:val="center"/>
           </w:tcPr>
@@ -1125,6 +1130,7 @@
             <w:pPr>
               <w:pStyle w:val="Normal"/>
               <w:widowControl/>
+              <w:suppressAutoHyphens w:val="true"/>
               <w:spacing w:lineRule="auto" w:line="259" w:before="0" w:after="0"/>
               <w:jc w:val="left"/>
               <w:rPr>
@@ -1151,7 +1157,7 @@
         </w:tc>
         <w:tc>
           <w:tcPr>
-            <w:tcW w:w="800" w:type="dxa"/>
+            <w:tcW w:w="799" w:type="dxa"/>
             <w:tcBorders/>
             <w:vAlign w:val="center"/>
           </w:tcPr>
@@ -1159,6 +1165,7 @@
             <w:pPr>
               <w:pStyle w:val="Normal"/>
               <w:widowControl/>
+              <w:suppressAutoHyphens w:val="true"/>
               <w:spacing w:lineRule="auto" w:line="259" w:before="0" w:after="0"/>
               <w:jc w:val="left"/>
               <w:rPr>
@@ -1193,6 +1200,7 @@
             <w:pPr>
               <w:pStyle w:val="Normal"/>
               <w:widowControl/>
+              <w:suppressAutoHyphens w:val="true"/>
               <w:spacing w:lineRule="auto" w:line="259" w:before="0" w:after="0"/>
               <w:jc w:val="left"/>
               <w:rPr>
@@ -1219,7 +1227,7 @@
         </w:tc>
         <w:tc>
           <w:tcPr>
-            <w:tcW w:w="1159" w:type="dxa"/>
+            <w:tcW w:w="1155" w:type="dxa"/>
             <w:tcBorders/>
             <w:vAlign w:val="center"/>
           </w:tcPr>
@@ -1227,6 +1235,7 @@
             <w:pPr>
               <w:pStyle w:val="Normal"/>
               <w:widowControl/>
+              <w:suppressAutoHyphens w:val="true"/>
               <w:spacing w:lineRule="auto" w:line="259" w:before="0" w:after="0"/>
               <w:jc w:val="left"/>
               <w:rPr>
@@ -1264,6 +1273,7 @@
             <w:pPr>
               <w:pStyle w:val="Normal"/>
               <w:widowControl/>
+              <w:suppressAutoHyphens w:val="true"/>
               <w:spacing w:lineRule="auto" w:line="259" w:before="0" w:after="0"/>
               <w:jc w:val="left"/>
               <w:rPr>
@@ -1290,7 +1300,7 @@
         </w:tc>
         <w:tc>
           <w:tcPr>
-            <w:tcW w:w="700" w:type="dxa"/>
+            <w:tcW w:w="805" w:type="dxa"/>
             <w:tcBorders/>
             <w:vAlign w:val="center"/>
           </w:tcPr>
@@ -1298,6 +1308,7 @@
             <w:pPr>
               <w:pStyle w:val="Normal"/>
               <w:widowControl/>
+              <w:suppressAutoHyphens w:val="true"/>
               <w:spacing w:lineRule="auto" w:line="259" w:before="0" w:after="0"/>
               <w:jc w:val="left"/>
               <w:rPr>
@@ -1324,7 +1335,7 @@
         </w:tc>
         <w:tc>
           <w:tcPr>
-            <w:tcW w:w="950" w:type="dxa"/>
+            <w:tcW w:w="845" w:type="dxa"/>
             <w:tcBorders/>
             <w:vAlign w:val="center"/>
           </w:tcPr>
@@ -1332,6 +1343,7 @@
             <w:pPr>
               <w:pStyle w:val="Normal"/>
               <w:widowControl/>
+              <w:suppressAutoHyphens w:val="true"/>
               <w:spacing w:lineRule="auto" w:line="259" w:before="0" w:after="0"/>
               <w:jc w:val="left"/>
               <w:rPr>
@@ -1358,7 +1370,7 @@
         </w:tc>
         <w:tc>
           <w:tcPr>
-            <w:tcW w:w="1100" w:type="dxa"/>
+            <w:tcW w:w="1099" w:type="dxa"/>
             <w:tcBorders/>
             <w:vAlign w:val="center"/>
           </w:tcPr>
@@ -1366,6 +1378,7 @@
             <w:pPr>
               <w:pStyle w:val="Normal"/>
               <w:widowControl/>
+              <w:suppressAutoHyphens w:val="true"/>
               <w:spacing w:lineRule="auto" w:line="259" w:before="0" w:after="0"/>
               <w:jc w:val="left"/>
               <w:rPr>
@@ -1392,7 +1405,7 @@
         </w:tc>
         <w:tc>
           <w:tcPr>
-            <w:tcW w:w="1749" w:type="dxa"/>
+            <w:tcW w:w="1750" w:type="dxa"/>
             <w:tcBorders/>
             <w:vAlign w:val="center"/>
           </w:tcPr>
@@ -1400,6 +1413,7 @@
             <w:pPr>
               <w:pStyle w:val="Normal"/>
               <w:widowControl/>
+              <w:suppressAutoHyphens w:val="true"/>
               <w:spacing w:lineRule="auto" w:line="259" w:before="0" w:after="0"/>
               <w:jc w:val="left"/>
               <w:rPr>
@@ -1426,7 +1440,7 @@
         </w:tc>
         <w:tc>
           <w:tcPr>
-            <w:tcW w:w="651" w:type="dxa"/>
+            <w:tcW w:w="652" w:type="dxa"/>
             <w:tcBorders/>
             <w:vAlign w:val="center"/>
           </w:tcPr>
@@ -1434,6 +1448,7 @@
             <w:pPr>
               <w:pStyle w:val="Normal"/>
               <w:widowControl/>
+              <w:suppressAutoHyphens w:val="true"/>
               <w:spacing w:lineRule="auto" w:line="259" w:before="0" w:after="0"/>
               <w:jc w:val="left"/>
               <w:rPr>
@@ -1460,7 +1475,7 @@
         </w:tc>
         <w:tc>
           <w:tcPr>
-            <w:tcW w:w="800" w:type="dxa"/>
+            <w:tcW w:w="799" w:type="dxa"/>
             <w:tcBorders/>
             <w:vAlign w:val="center"/>
           </w:tcPr>
@@ -1468,6 +1483,7 @@
             <w:pPr>
               <w:pStyle w:val="Normal"/>
               <w:widowControl/>
+              <w:suppressAutoHyphens w:val="true"/>
               <w:spacing w:lineRule="auto" w:line="259" w:before="0" w:after="0"/>
               <w:jc w:val="left"/>
               <w:rPr>
@@ -1502,6 +1518,7 @@
             <w:pPr>
               <w:pStyle w:val="Normal"/>
               <w:widowControl/>
+              <w:suppressAutoHyphens w:val="true"/>
               <w:spacing w:lineRule="auto" w:line="259" w:before="0" w:after="0"/>
               <w:jc w:val="left"/>
               <w:rPr>
@@ -1528,7 +1545,7 @@
         </w:tc>
         <w:tc>
           <w:tcPr>
-            <w:tcW w:w="1159" w:type="dxa"/>
+            <w:tcW w:w="1155" w:type="dxa"/>
             <w:tcBorders/>
             <w:vAlign w:val="center"/>
           </w:tcPr>
@@ -1536,6 +1553,7 @@
             <w:pPr>
               <w:pStyle w:val="Normal"/>
               <w:widowControl/>
+              <w:suppressAutoHyphens w:val="true"/>
               <w:spacing w:lineRule="auto" w:line="259" w:before="0" w:after="0"/>
               <w:jc w:val="left"/>
               <w:rPr>
@@ -1573,6 +1591,7 @@
             <w:pPr>
               <w:pStyle w:val="Normal"/>
               <w:widowControl/>
+              <w:suppressAutoHyphens w:val="true"/>
               <w:spacing w:lineRule="auto" w:line="259" w:before="0" w:after="0"/>
               <w:jc w:val="left"/>
               <w:rPr>
@@ -1599,7 +1618,7 @@
         </w:tc>
         <w:tc>
           <w:tcPr>
-            <w:tcW w:w="700" w:type="dxa"/>
+            <w:tcW w:w="805" w:type="dxa"/>
             <w:tcBorders/>
             <w:vAlign w:val="center"/>
           </w:tcPr>
@@ -1607,6 +1626,7 @@
             <w:pPr>
               <w:pStyle w:val="Normal"/>
               <w:widowControl/>
+              <w:suppressAutoHyphens w:val="true"/>
               <w:spacing w:lineRule="auto" w:line="259" w:before="0" w:after="0"/>
               <w:jc w:val="left"/>
               <w:rPr>
@@ -1633,7 +1653,7 @@
         </w:tc>
         <w:tc>
           <w:tcPr>
-            <w:tcW w:w="950" w:type="dxa"/>
+            <w:tcW w:w="845" w:type="dxa"/>
             <w:tcBorders/>
             <w:vAlign w:val="center"/>
           </w:tcPr>
@@ -1641,6 +1661,7 @@
             <w:pPr>
               <w:pStyle w:val="Normal"/>
               <w:widowControl/>
+              <w:suppressAutoHyphens w:val="true"/>
               <w:spacing w:lineRule="auto" w:line="259" w:before="0" w:after="0"/>
               <w:jc w:val="left"/>
               <w:rPr>
@@ -1667,7 +1688,7 @@
         </w:tc>
         <w:tc>
           <w:tcPr>
-            <w:tcW w:w="1100" w:type="dxa"/>
+            <w:tcW w:w="1099" w:type="dxa"/>
             <w:tcBorders/>
             <w:vAlign w:val="center"/>
           </w:tcPr>
@@ -1675,6 +1696,7 @@
             <w:pPr>
               <w:pStyle w:val="Normal"/>
               <w:widowControl/>
+              <w:suppressAutoHyphens w:val="true"/>
               <w:spacing w:lineRule="auto" w:line="259" w:before="0" w:after="0"/>
               <w:jc w:val="left"/>
               <w:rPr>
@@ -1701,7 +1723,7 @@
         </w:tc>
         <w:tc>
           <w:tcPr>
-            <w:tcW w:w="1749" w:type="dxa"/>
+            <w:tcW w:w="1750" w:type="dxa"/>
             <w:tcBorders/>
             <w:vAlign w:val="center"/>
           </w:tcPr>
@@ -1709,6 +1731,7 @@
             <w:pPr>
               <w:pStyle w:val="Normal"/>
               <w:widowControl/>
+              <w:suppressAutoHyphens w:val="true"/>
               <w:spacing w:lineRule="auto" w:line="259" w:before="0" w:after="0"/>
               <w:jc w:val="left"/>
               <w:rPr>
@@ -1735,7 +1758,7 @@
         </w:tc>
         <w:tc>
           <w:tcPr>
-            <w:tcW w:w="651" w:type="dxa"/>
+            <w:tcW w:w="652" w:type="dxa"/>
             <w:tcBorders/>
             <w:vAlign w:val="center"/>
           </w:tcPr>
@@ -1743,6 +1766,7 @@
             <w:pPr>
               <w:pStyle w:val="Normal"/>
               <w:widowControl/>
+              <w:suppressAutoHyphens w:val="true"/>
               <w:spacing w:lineRule="auto" w:line="259" w:before="0" w:after="0"/>
               <w:jc w:val="left"/>
               <w:rPr>
@@ -1769,7 +1793,7 @@
         </w:tc>
         <w:tc>
           <w:tcPr>
-            <w:tcW w:w="800" w:type="dxa"/>
+            <w:tcW w:w="799" w:type="dxa"/>
             <w:tcBorders/>
             <w:vAlign w:val="center"/>
           </w:tcPr>
@@ -1777,6 +1801,7 @@
             <w:pPr>
               <w:pStyle w:val="Normal"/>
               <w:widowControl/>
+              <w:suppressAutoHyphens w:val="true"/>
               <w:spacing w:lineRule="auto" w:line="259" w:before="0" w:after="0"/>
               <w:jc w:val="left"/>
               <w:rPr>
@@ -1811,6 +1836,7 @@
             <w:pPr>
               <w:pStyle w:val="Normal"/>
               <w:widowControl/>
+              <w:suppressAutoHyphens w:val="true"/>
               <w:spacing w:lineRule="auto" w:line="259" w:before="0" w:after="0"/>
               <w:jc w:val="left"/>
               <w:rPr>
@@ -1837,7 +1863,7 @@
         </w:tc>
         <w:tc>
           <w:tcPr>
-            <w:tcW w:w="1159" w:type="dxa"/>
+            <w:tcW w:w="1155" w:type="dxa"/>
             <w:tcBorders/>
             <w:vAlign w:val="center"/>
           </w:tcPr>
@@ -1845,6 +1871,7 @@
             <w:pPr>
               <w:pStyle w:val="Normal"/>
               <w:widowControl/>
+              <w:suppressAutoHyphens w:val="true"/>
               <w:spacing w:lineRule="auto" w:line="259" w:before="0" w:after="0"/>
               <w:jc w:val="left"/>
               <w:rPr>
@@ -1972,15 +1999,7 @@
           <w:color w:val="0B2545"/>
           <w:sz w:val="22"/>
         </w:rPr>
-        <w:t xml:space="preserve">Identify two examples </w:t>
-      </w:r>
-      <w:r>
-        <w:rPr>
-          <w:b w:val="false"/>
-          <w:color w:val="0B2545"/>
-          <w:sz w:val="22"/>
-        </w:rPr>
-        <w:t>where descriptive information is stored repeatedly.</w:t>
+        <w:t xml:space="preserve">Identify two examples where descriptive information is stored repeatedly. </w:t>
       </w:r>
     </w:p>
     <w:p>
@@ -2024,39 +2043,7 @@
           <w:color w:val="0B2545"/>
           <w:sz w:val="22"/>
         </w:rPr>
-        <w:t xml:space="preserve">Identify two contradictions or near-contradictions. What </w:t>
-      </w:r>
-      <w:r>
-        <w:rPr>
-          <w:b w:val="false"/>
-          <w:color w:val="0B2545"/>
-          <w:sz w:val="22"/>
-        </w:rPr>
-        <w:t>is an issue</w:t>
-      </w:r>
-      <w:r>
-        <w:rPr>
-          <w:b w:val="false"/>
-          <w:color w:val="0B2545"/>
-          <w:sz w:val="22"/>
-        </w:rPr>
-        <w:t xml:space="preserve"> each inconsistency </w:t>
-      </w:r>
-      <w:r>
-        <w:rPr>
-          <w:b w:val="false"/>
-          <w:color w:val="0B2545"/>
-          <w:sz w:val="22"/>
-        </w:rPr>
-        <w:t xml:space="preserve">might </w:t>
-      </w:r>
-      <w:r>
-        <w:rPr>
-          <w:b w:val="false"/>
-          <w:color w:val="0B2545"/>
-          <w:sz w:val="22"/>
-        </w:rPr>
-        <w:t>cause?</w:t>
+        <w:t>Identify two contradictions or near-contradictions. What is an issue each inconsistency might cause?</w:t>
       </w:r>
     </w:p>
     <w:p>
@@ -2192,9 +2179,9 @@
         <w:tblLook w:val="04a0" w:noHBand="0" w:noVBand="1" w:firstColumn="1" w:lastRow="0" w:lastColumn="0" w:firstRow="1"/>
       </w:tblPr>
       <w:tblGrid>
-        <w:gridCol w:w="2899"/>
+        <w:gridCol w:w="2897"/>
         <w:gridCol w:w="3000"/>
-        <w:gridCol w:w="3461"/>
+        <w:gridCol w:w="3463"/>
       </w:tblGrid>
       <w:tr>
         <w:trPr>
@@ -2202,7 +2189,7 @@
         </w:trPr>
         <w:tc>
           <w:tcPr>
-            <w:tcW w:w="2899" w:type="dxa"/>
+            <w:tcW w:w="2897" w:type="dxa"/>
             <w:tcBorders/>
             <w:shd w:fill="1F4D78"/>
             <w:vAlign w:val="center"/>
@@ -2211,6 +2198,7 @@
             <w:pPr>
               <w:pStyle w:val="Normal"/>
               <w:widowControl/>
+              <w:suppressAutoHyphens w:val="true"/>
               <w:spacing w:lineRule="auto" w:line="259" w:before="0" w:after="0"/>
               <w:jc w:val="left"/>
               <w:rPr>
@@ -2245,6 +2233,7 @@
             <w:pPr>
               <w:pStyle w:val="Normal"/>
               <w:widowControl/>
+              <w:suppressAutoHyphens w:val="true"/>
               <w:spacing w:lineRule="auto" w:line="259" w:before="0" w:after="0"/>
               <w:jc w:val="left"/>
               <w:rPr>
@@ -2270,7 +2259,7 @@
         </w:tc>
         <w:tc>
           <w:tcPr>
-            <w:tcW w:w="3461" w:type="dxa"/>
+            <w:tcW w:w="3463" w:type="dxa"/>
             <w:tcBorders/>
             <w:shd w:fill="1F4D78"/>
             <w:vAlign w:val="center"/>
@@ -2279,6 +2268,7 @@
             <w:pPr>
               <w:pStyle w:val="Normal"/>
               <w:widowControl/>
+              <w:suppressAutoHyphens w:val="true"/>
               <w:spacing w:lineRule="auto" w:line="259" w:before="0" w:after="0"/>
               <w:jc w:val="left"/>
               <w:rPr>
@@ -2307,7 +2297,7 @@
         <w:trPr/>
         <w:tc>
           <w:tcPr>
-            <w:tcW w:w="2899" w:type="dxa"/>
+            <w:tcW w:w="2897" w:type="dxa"/>
             <w:tcBorders/>
             <w:vAlign w:val="center"/>
           </w:tcPr>
@@ -2315,6 +2305,7 @@
             <w:pPr>
               <w:pStyle w:val="Normal"/>
               <w:widowControl/>
+              <w:suppressAutoHyphens w:val="true"/>
               <w:spacing w:lineRule="auto" w:line="259" w:before="0" w:after="0"/>
               <w:jc w:val="left"/>
               <w:rPr>
@@ -2348,6 +2339,7 @@
             <w:pPr>
               <w:pStyle w:val="Normal"/>
               <w:widowControl/>
+              <w:suppressAutoHyphens w:val="true"/>
               <w:spacing w:lineRule="auto" w:line="259" w:before="0" w:after="0"/>
               <w:jc w:val="left"/>
               <w:rPr>
@@ -2375,7 +2367,7 @@
         </w:tc>
         <w:tc>
           <w:tcPr>
-            <w:tcW w:w="3461" w:type="dxa"/>
+            <w:tcW w:w="3463" w:type="dxa"/>
             <w:tcBorders/>
             <w:vAlign w:val="center"/>
           </w:tcPr>
@@ -2383,6 +2375,7 @@
             <w:pPr>
               <w:pStyle w:val="Normal"/>
               <w:widowControl/>
+              <w:suppressAutoHyphens w:val="true"/>
               <w:spacing w:lineRule="auto" w:line="259" w:before="0" w:after="0"/>
               <w:jc w:val="left"/>
               <w:rPr>
@@ -2413,7 +2406,7 @@
         <w:trPr/>
         <w:tc>
           <w:tcPr>
-            <w:tcW w:w="2899" w:type="dxa"/>
+            <w:tcW w:w="2897" w:type="dxa"/>
             <w:tcBorders/>
             <w:vAlign w:val="center"/>
           </w:tcPr>
@@ -2421,6 +2414,7 @@
             <w:pPr>
               <w:pStyle w:val="Normal"/>
               <w:widowControl/>
+              <w:suppressAutoHyphens w:val="true"/>
               <w:spacing w:lineRule="auto" w:line="259" w:before="0" w:after="0"/>
               <w:jc w:val="left"/>
               <w:rPr>
@@ -2454,6 +2448,7 @@
             <w:pPr>
               <w:pStyle w:val="Normal"/>
               <w:widowControl/>
+              <w:suppressAutoHyphens w:val="true"/>
               <w:spacing w:lineRule="auto" w:line="259" w:before="0" w:after="0"/>
               <w:jc w:val="left"/>
               <w:rPr>
@@ -2481,7 +2476,7 @@
         </w:tc>
         <w:tc>
           <w:tcPr>
-            <w:tcW w:w="3461" w:type="dxa"/>
+            <w:tcW w:w="3463" w:type="dxa"/>
             <w:tcBorders/>
             <w:vAlign w:val="center"/>
           </w:tcPr>
@@ -2489,6 +2484,7 @@
             <w:pPr>
               <w:pStyle w:val="Normal"/>
               <w:widowControl/>
+              <w:suppressAutoHyphens w:val="true"/>
               <w:spacing w:lineRule="auto" w:line="259" w:before="0" w:after="0"/>
               <w:jc w:val="left"/>
               <w:rPr>
@@ -2519,7 +2515,7 @@
         <w:trPr/>
         <w:tc>
           <w:tcPr>
-            <w:tcW w:w="2899" w:type="dxa"/>
+            <w:tcW w:w="2897" w:type="dxa"/>
             <w:tcBorders/>
             <w:vAlign w:val="center"/>
           </w:tcPr>
@@ -2527,6 +2523,7 @@
             <w:pPr>
               <w:pStyle w:val="Normal"/>
               <w:widowControl/>
+              <w:suppressAutoHyphens w:val="true"/>
               <w:spacing w:lineRule="auto" w:line="259" w:before="0" w:after="0"/>
               <w:jc w:val="left"/>
               <w:rPr>
@@ -2560,6 +2557,7 @@
             <w:pPr>
               <w:pStyle w:val="Normal"/>
               <w:widowControl/>
+              <w:suppressAutoHyphens w:val="true"/>
               <w:spacing w:lineRule="auto" w:line="259" w:before="0" w:after="0"/>
               <w:jc w:val="left"/>
               <w:rPr>
@@ -2587,7 +2585,7 @@
         </w:tc>
         <w:tc>
           <w:tcPr>
-            <w:tcW w:w="3461" w:type="dxa"/>
+            <w:tcW w:w="3463" w:type="dxa"/>
             <w:tcBorders/>
             <w:vAlign w:val="center"/>
           </w:tcPr>
@@ -2595,6 +2593,7 @@
             <w:pPr>
               <w:pStyle w:val="Normal"/>
               <w:widowControl/>
+              <w:suppressAutoHyphens w:val="true"/>
               <w:spacing w:lineRule="auto" w:line="259" w:before="0" w:after="0"/>
               <w:jc w:val="left"/>
               <w:rPr>
@@ -2625,7 +2624,7 @@
         <w:trPr/>
         <w:tc>
           <w:tcPr>
-            <w:tcW w:w="2899" w:type="dxa"/>
+            <w:tcW w:w="2897" w:type="dxa"/>
             <w:tcBorders/>
             <w:vAlign w:val="center"/>
           </w:tcPr>
@@ -2633,6 +2632,7 @@
             <w:pPr>
               <w:pStyle w:val="Normal"/>
               <w:widowControl/>
+              <w:suppressAutoHyphens w:val="true"/>
               <w:spacing w:lineRule="auto" w:line="259" w:before="0" w:after="0"/>
               <w:jc w:val="left"/>
               <w:rPr>
@@ -2666,6 +2666,7 @@
             <w:pPr>
               <w:pStyle w:val="Normal"/>
               <w:widowControl/>
+              <w:suppressAutoHyphens w:val="true"/>
               <w:spacing w:lineRule="auto" w:line="259" w:before="0" w:after="0"/>
               <w:jc w:val="left"/>
               <w:rPr>
@@ -2693,7 +2694,7 @@
         </w:tc>
         <w:tc>
           <w:tcPr>
-            <w:tcW w:w="3461" w:type="dxa"/>
+            <w:tcW w:w="3463" w:type="dxa"/>
             <w:tcBorders/>
             <w:vAlign w:val="center"/>
           </w:tcPr>
@@ -2701,6 +2702,7 @@
             <w:pPr>
               <w:pStyle w:val="Normal"/>
               <w:widowControl/>
+              <w:suppressAutoHyphens w:val="true"/>
               <w:spacing w:lineRule="auto" w:line="259" w:before="0" w:after="0"/>
               <w:jc w:val="left"/>
               <w:rPr>
@@ -2790,7 +2792,11 @@
         </w:rPr>
       </w:pPr>
       <w:r>
-        <w:rPr/>
+        <w:rPr>
+          <w:b w:val="false"/>
+          <w:color w:val="0B2545"/>
+          <w:sz w:val="22"/>
+        </w:rPr>
       </w:r>
     </w:p>
     <w:p>
@@ -2805,7 +2811,11 @@
         </w:rPr>
       </w:pPr>
       <w:r>
-        <w:rPr/>
+        <w:rPr>
+          <w:b w:val="false"/>
+          <w:color w:val="0B2545"/>
+          <w:sz w:val="22"/>
+        </w:rPr>
       </w:r>
     </w:p>
     <w:p>
@@ -2820,7 +2830,11 @@
         </w:rPr>
       </w:pPr>
       <w:r>
-        <w:rPr/>
+        <w:rPr>
+          <w:b w:val="false"/>
+          <w:color w:val="0B2545"/>
+          <w:sz w:val="22"/>
+        </w:rPr>
       </w:r>
     </w:p>
     <w:p>
@@ -2943,7 +2957,7 @@
           <w:color w:val="0B2545"/>
           <w:sz w:val="22"/>
         </w:rPr>
-        <w:t>Imagine you are helping a tutoring-center coordinator use this data. Think about the questions the system should be able to answer. Write in plain English; do not write SQL.</w:t>
+        <w:t xml:space="preserve">Imagine you are helping a tutoring-center coordinator use this data. Think about the questions the system should be able to answer. Write in plain English. </w:t>
       </w:r>
     </w:p>
     <w:p>
@@ -3065,23 +3079,7 @@
           <w:color w:val="0B2545"/>
           <w:sz w:val="22"/>
         </w:rPr>
-        <w:t xml:space="preserve">For that same question, name the objects </w:t>
-      </w:r>
-      <w:r>
-        <w:rPr>
-          <w:b w:val="false"/>
-          <w:color w:val="0B2545"/>
-          <w:sz w:val="22"/>
-        </w:rPr>
-        <w:t>from part C</w:t>
-      </w:r>
-      <w:r>
-        <w:rPr>
-          <w:b w:val="false"/>
-          <w:color w:val="0B2545"/>
-          <w:sz w:val="22"/>
-        </w:rPr>
-        <w:t xml:space="preserve"> that provide the needed information. How would the system need to combine information from those objects to answer it?</w:t>
+        <w:t>For that same question, name the objects from part C that provide the needed information. How would the system need to combine information from those objects to answer it?</w:t>
       </w:r>
     </w:p>
     <w:p>
@@ -3095,7 +3093,10 @@
         </w:rPr>
       </w:pPr>
       <w:r>
-        <w:rPr/>
+        <w:rPr>
+          <w:color w:val="0B2545"/>
+          <w:sz w:val="22"/>
+        </w:rPr>
       </w:r>
     </w:p>
     <w:sectPr>
@@ -3149,7 +3150,12 @@
       </w:rPr>
     </w:pPr>
     <w:r>
-      <w:rPr/>
+      <w:rPr>
+        <w:b w:val="false"/>
+        <w:i w:val="false"/>
+        <w:color w:val="5B6570"/>
+        <w:sz w:val="18"/>
+      </w:rPr>
     </w:r>
   </w:p>
 </w:ftr>
@@ -3173,7 +3179,12 @@
       </w:rPr>
     </w:pPr>
     <w:r>
-      <w:rPr/>
+      <w:rPr>
+        <w:b w:val="false"/>
+        <w:i w:val="false"/>
+        <w:color w:val="5B6570"/>
+        <w:sz w:val="18"/>
+      </w:rPr>
     </w:r>
   </w:p>
 </w:ftr>
@@ -3268,6 +3279,7 @@
         </w:tabs>
         <w:ind w:left="1080" w:hanging="360"/>
       </w:pPr>
+      <w:rPr/>
     </w:lvl>
     <w:lvl w:ilvl="2">
       <w:start w:val="1"/>
@@ -3280,6 +3292,7 @@
         </w:tabs>
         <w:ind w:left="1440" w:hanging="360"/>
       </w:pPr>
+      <w:rPr/>
     </w:lvl>
     <w:lvl w:ilvl="3">
       <w:start w:val="1"/>
@@ -3292,6 +3305,7 @@
         </w:tabs>
         <w:ind w:left="1800" w:hanging="360"/>
       </w:pPr>
+      <w:rPr/>
     </w:lvl>
     <w:lvl w:ilvl="4">
       <w:start w:val="1"/>
@@ -3304,6 +3318,7 @@
         </w:tabs>
         <w:ind w:left="2160" w:hanging="360"/>
       </w:pPr>
+      <w:rPr/>
     </w:lvl>
     <w:lvl w:ilvl="5">
       <w:start w:val="1"/>
@@ -3316,6 +3331,7 @@
         </w:tabs>
         <w:ind w:left="2520" w:hanging="360"/>
       </w:pPr>
+      <w:rPr/>
     </w:lvl>
     <w:lvl w:ilvl="6">
       <w:start w:val="1"/>
@@ -3328,6 +3344,7 @@
         </w:tabs>
         <w:ind w:left="2880" w:hanging="360"/>
       </w:pPr>
+      <w:rPr/>
     </w:lvl>
     <w:lvl w:ilvl="7">
       <w:start w:val="1"/>
@@ -3340,6 +3357,7 @@
         </w:tabs>
         <w:ind w:left="3240" w:hanging="360"/>
       </w:pPr>
+      <w:rPr/>
     </w:lvl>
     <w:lvl w:ilvl="8">
       <w:start w:val="1"/>
@@ -3352,6 +3370,7 @@
         </w:tabs>
         <w:ind w:left="3600" w:hanging="360"/>
       </w:pPr>
+      <w:rPr/>
     </w:lvl>
   </w:abstractNum>
   <w:abstractNum w:abstractNumId="2">
@@ -3381,6 +3400,7 @@
         </w:tabs>
         <w:ind w:left="1080" w:hanging="360"/>
       </w:pPr>
+      <w:rPr/>
     </w:lvl>
     <w:lvl w:ilvl="2">
       <w:start w:val="1"/>
@@ -3393,6 +3413,7 @@
         </w:tabs>
         <w:ind w:left="1440" w:hanging="360"/>
       </w:pPr>
+      <w:rPr/>
     </w:lvl>
     <w:lvl w:ilvl="3">
       <w:start w:val="1"/>
@@ -3405,6 +3426,7 @@
         </w:tabs>
         <w:ind w:left="1800" w:hanging="360"/>
       </w:pPr>
+      <w:rPr/>
     </w:lvl>
     <w:lvl w:ilvl="4">
       <w:start w:val="1"/>
@@ -3417,6 +3439,7 @@
         </w:tabs>
         <w:ind w:left="2160" w:hanging="360"/>
       </w:pPr>
+      <w:rPr/>
     </w:lvl>
     <w:lvl w:ilvl="5">
       <w:start w:val="1"/>
@@ -3429,6 +3452,7 @@
         </w:tabs>
         <w:ind w:left="2520" w:hanging="360"/>
       </w:pPr>
+      <w:rPr/>
     </w:lvl>
     <w:lvl w:ilvl="6">
       <w:start w:val="1"/>
@@ -3441,6 +3465,7 @@
         </w:tabs>
         <w:ind w:left="2880" w:hanging="360"/>
       </w:pPr>
+      <w:rPr/>
     </w:lvl>
     <w:lvl w:ilvl="7">
       <w:start w:val="1"/>
@@ -3453,6 +3478,7 @@
         </w:tabs>
         <w:ind w:left="3240" w:hanging="360"/>
       </w:pPr>
+      <w:rPr/>
     </w:lvl>
     <w:lvl w:ilvl="8">
       <w:start w:val="1"/>
@@ -3465,6 +3491,7 @@
         </w:tabs>
         <w:ind w:left="3600" w:hanging="360"/>
       </w:pPr>
+      <w:rPr/>
     </w:lvl>
   </w:abstractNum>
   <w:abstractNum w:abstractNumId="3">
@@ -3494,6 +3521,7 @@
         </w:tabs>
         <w:ind w:left="1080" w:hanging="360"/>
       </w:pPr>
+      <w:rPr/>
     </w:lvl>
     <w:lvl w:ilvl="2">
       <w:start w:val="1"/>
@@ -3506,6 +3534,7 @@
         </w:tabs>
         <w:ind w:left="1440" w:hanging="360"/>
       </w:pPr>
+      <w:rPr/>
     </w:lvl>
     <w:lvl w:ilvl="3">
       <w:start w:val="1"/>
@@ -3518,6 +3547,7 @@
         </w:tabs>
         <w:ind w:left="1800" w:hanging="360"/>
       </w:pPr>
+      <w:rPr/>
     </w:lvl>
     <w:lvl w:ilvl="4">
       <w:start w:val="1"/>
@@ -3530,6 +3560,7 @@
         </w:tabs>
         <w:ind w:left="2160" w:hanging="360"/>
       </w:pPr>
+      <w:rPr/>
     </w:lvl>
     <w:lvl w:ilvl="5">
       <w:start w:val="1"/>
@@ -3542,6 +3573,7 @@
         </w:tabs>
         <w:ind w:left="2520" w:hanging="360"/>
       </w:pPr>
+      <w:rPr/>
     </w:lvl>
     <w:lvl w:ilvl="6">
       <w:start w:val="1"/>
@@ -3554,6 +3586,7 @@
         </w:tabs>
         <w:ind w:left="2880" w:hanging="360"/>
       </w:pPr>
+      <w:rPr/>
     </w:lvl>
     <w:lvl w:ilvl="7">
       <w:start w:val="1"/>
@@ -3566,6 +3599,7 @@
         </w:tabs>
         <w:ind w:left="3240" w:hanging="360"/>
       </w:pPr>
+      <w:rPr/>
     </w:lvl>
     <w:lvl w:ilvl="8">
       <w:start w:val="1"/>
@@ -3578,6 +3612,7 @@
         </w:tabs>
         <w:ind w:left="3600" w:hanging="360"/>
       </w:pPr>
+      <w:rPr/>
     </w:lvl>
   </w:abstractNum>
   <w:abstractNum w:abstractNumId="4">
@@ -3605,6 +3640,7 @@
         </w:tabs>
         <w:ind w:left="1080" w:hanging="360"/>
       </w:pPr>
+      <w:rPr/>
     </w:lvl>
     <w:lvl w:ilvl="2">
       <w:start w:val="1"/>
@@ -3617,6 +3653,7 @@
         </w:tabs>
         <w:ind w:left="1440" w:hanging="360"/>
       </w:pPr>
+      <w:rPr/>
     </w:lvl>
     <w:lvl w:ilvl="3">
       <w:start w:val="1"/>
@@ -3629,6 +3666,7 @@
         </w:tabs>
         <w:ind w:left="1800" w:hanging="360"/>
       </w:pPr>
+      <w:rPr/>
     </w:lvl>
     <w:lvl w:ilvl="4">
       <w:start w:val="1"/>
@@ -3641,6 +3679,7 @@
         </w:tabs>
         <w:ind w:left="2160" w:hanging="360"/>
       </w:pPr>
+      <w:rPr/>
     </w:lvl>
     <w:lvl w:ilvl="5">
       <w:start w:val="1"/>
@@ -3653,6 +3692,7 @@
         </w:tabs>
         <w:ind w:left="2520" w:hanging="360"/>
       </w:pPr>
+      <w:rPr/>
     </w:lvl>
     <w:lvl w:ilvl="6">
       <w:start w:val="1"/>
@@ -3665,6 +3705,7 @@
         </w:tabs>
         <w:ind w:left="2880" w:hanging="360"/>
       </w:pPr>
+      <w:rPr/>
     </w:lvl>
     <w:lvl w:ilvl="7">
       <w:start w:val="1"/>
@@ -3677,6 +3718,7 @@
         </w:tabs>
         <w:ind w:left="3240" w:hanging="360"/>
       </w:pPr>
+      <w:rPr/>
     </w:lvl>
     <w:lvl w:ilvl="8">
       <w:start w:val="1"/>
@@ -3689,6 +3731,7 @@
         </w:tabs>
         <w:ind w:left="3600" w:hanging="360"/>
       </w:pPr>
+      <w:rPr/>
     </w:lvl>
   </w:abstractNum>
   <w:abstractNum w:abstractNumId="5">
@@ -3716,6 +3759,7 @@
         </w:tabs>
         <w:ind w:left="1080" w:hanging="360"/>
       </w:pPr>
+      <w:rPr/>
     </w:lvl>
     <w:lvl w:ilvl="2">
       <w:start w:val="1"/>
@@ -3728,6 +3772,7 @@
         </w:tabs>
         <w:ind w:left="1440" w:hanging="360"/>
       </w:pPr>
+      <w:rPr/>
     </w:lvl>
     <w:lvl w:ilvl="3">
       <w:start w:val="1"/>
@@ -3740,6 +3785,7 @@
         </w:tabs>
         <w:ind w:left="1800" w:hanging="360"/>
       </w:pPr>
+      <w:rPr/>
     </w:lvl>
     <w:lvl w:ilvl="4">
       <w:start w:val="1"/>
@@ -3752,6 +3798,7 @@
         </w:tabs>
         <w:ind w:left="2160" w:hanging="360"/>
       </w:pPr>
+      <w:rPr/>
     </w:lvl>
     <w:lvl w:ilvl="5">
       <w:start w:val="1"/>
@@ -3764,6 +3811,7 @@
         </w:tabs>
         <w:ind w:left="2520" w:hanging="360"/>
       </w:pPr>
+      <w:rPr/>
     </w:lvl>
     <w:lvl w:ilvl="6">
       <w:start w:val="1"/>
@@ -3776,6 +3824,7 @@
         </w:tabs>
         <w:ind w:left="2880" w:hanging="360"/>
       </w:pPr>
+      <w:rPr/>
     </w:lvl>
     <w:lvl w:ilvl="7">
       <w:start w:val="1"/>
@@ -3788,6 +3837,7 @@
         </w:tabs>
         <w:ind w:left="3240" w:hanging="360"/>
       </w:pPr>
+      <w:rPr/>
     </w:lvl>
     <w:lvl w:ilvl="8">
       <w:start w:val="1"/>
@@ -3800,6 +3850,7 @@
         </w:tabs>
         <w:ind w:left="3600" w:hanging="360"/>
       </w:pPr>
+      <w:rPr/>
     </w:lvl>
   </w:abstractNum>
   <w:abstractNum w:abstractNumId="6">
@@ -3827,6 +3878,7 @@
         </w:tabs>
         <w:ind w:left="1080" w:hanging="360"/>
       </w:pPr>
+      <w:rPr/>
     </w:lvl>
     <w:lvl w:ilvl="2">
       <w:start w:val="1"/>
@@ -3839,6 +3891,7 @@
         </w:tabs>
         <w:ind w:left="1440" w:hanging="360"/>
       </w:pPr>
+      <w:rPr/>
     </w:lvl>
     <w:lvl w:ilvl="3">
       <w:start w:val="1"/>
@@ -3851,6 +3904,7 @@
         </w:tabs>
         <w:ind w:left="1800" w:hanging="360"/>
       </w:pPr>
+      <w:rPr/>
     </w:lvl>
     <w:lvl w:ilvl="4">
       <w:start w:val="1"/>
@@ -3863,6 +3917,7 @@
         </w:tabs>
         <w:ind w:left="2160" w:hanging="360"/>
       </w:pPr>
+      <w:rPr/>
     </w:lvl>
     <w:lvl w:ilvl="5">
       <w:start w:val="1"/>
@@ -3875,6 +3930,7 @@
         </w:tabs>
         <w:ind w:left="2520" w:hanging="360"/>
       </w:pPr>
+      <w:rPr/>
     </w:lvl>
     <w:lvl w:ilvl="6">
       <w:start w:val="1"/>
@@ -3887,6 +3943,7 @@
         </w:tabs>
         <w:ind w:left="2880" w:hanging="360"/>
       </w:pPr>
+      <w:rPr/>
     </w:lvl>
     <w:lvl w:ilvl="7">
       <w:start w:val="1"/>
@@ -3899,6 +3956,7 @@
         </w:tabs>
         <w:ind w:left="3240" w:hanging="360"/>
       </w:pPr>
+      <w:rPr/>
     </w:lvl>
     <w:lvl w:ilvl="8">
       <w:start w:val="1"/>
@@ -3911,6 +3969,7 @@
         </w:tabs>
         <w:ind w:left="3600" w:hanging="360"/>
       </w:pPr>
+      <w:rPr/>
     </w:lvl>
   </w:abstractNum>
   <w:abstractNum w:abstractNumId="7">
@@ -4061,7 +4120,7 @@
   <w:docDefaults>
     <w:rPrDefault>
       <w:rPr>
-        <w:rFonts w:ascii="Cambria" w:hAnsi="Cambria" w:eastAsia="ＭＳ 明朝" w:cs="" w:asciiTheme="minorHAnsi" w:cstheme="minorBidi" w:eastAsiaTheme="minorEastAsia" w:hAnsiTheme="minorHAnsi"/>
+        <w:rFonts w:ascii="Cambria" w:hAnsi="Cambria" w:eastAsia="" w:cs="" w:asciiTheme="minorHAnsi" w:cstheme="minorBidi" w:eastAsiaTheme="minorEastAsia" w:hAnsiTheme="minorHAnsi"/>
         <w:sz w:val="22"/>
         <w:szCs w:val="22"/>
         <w:lang w:val="en-US" w:eastAsia="en-US" w:bidi="ar-SA"/>
@@ -4218,6 +4277,7 @@
     <w:rsid w:val="00fc693f"/>
     <w:pPr>
       <w:widowControl/>
+      <w:suppressAutoHyphens w:val="true"/>
       <w:bidi w:val="0"/>
       <w:spacing w:lineRule="auto" w:line="300" w:before="0" w:after="120"/>
       <w:jc w:val="left"/>
@@ -4246,7 +4306,7 @@
       <w:outlineLvl w:val="0"/>
     </w:pPr>
     <w:rPr>
-      <w:rFonts w:ascii="Calibri" w:hAnsi="Calibri" w:eastAsia="ＭＳ ゴシック" w:cs="" w:asciiTheme="majorHAnsi" w:cstheme="majorBidi" w:eastAsiaTheme="majorEastAsia" w:hAnsiTheme="majorHAnsi"/>
+      <w:rFonts w:ascii="Calibri" w:hAnsi="Calibri" w:eastAsia="" w:cs="" w:asciiTheme="majorHAnsi" w:cstheme="majorBidi" w:eastAsiaTheme="majorEastAsia" w:hAnsiTheme="majorHAnsi"/>
       <w:b/>
       <w:bCs/>
       <w:color w:themeColor="accent1" w:themeShade="bf" w:val="365F91"/>
@@ -4270,7 +4330,7 @@
       <w:outlineLvl w:val="1"/>
     </w:pPr>
     <w:rPr>
-      <w:rFonts w:ascii="Calibri" w:hAnsi="Calibri" w:eastAsia="ＭＳ ゴシック" w:cs="" w:asciiTheme="majorHAnsi" w:cstheme="majorBidi" w:eastAsiaTheme="majorEastAsia" w:hAnsiTheme="majorHAnsi"/>
+      <w:rFonts w:ascii="Calibri" w:hAnsi="Calibri" w:eastAsia="" w:cs="" w:asciiTheme="majorHAnsi" w:cstheme="majorBidi" w:eastAsiaTheme="majorEastAsia" w:hAnsiTheme="majorHAnsi"/>
       <w:b/>
       <w:bCs/>
       <w:color w:themeColor="accent1" w:val="4F81BD"/>
@@ -4294,7 +4354,7 @@
       <w:outlineLvl w:val="2"/>
     </w:pPr>
     <w:rPr>
-      <w:rFonts w:ascii="Calibri" w:hAnsi="Calibri" w:eastAsia="ＭＳ ゴシック" w:cs="" w:asciiTheme="majorHAnsi" w:cstheme="majorBidi" w:eastAsiaTheme="majorEastAsia" w:hAnsiTheme="majorHAnsi"/>
+      <w:rFonts w:ascii="Calibri" w:hAnsi="Calibri" w:eastAsia="" w:cs="" w:asciiTheme="majorHAnsi" w:cstheme="majorBidi" w:eastAsiaTheme="majorEastAsia" w:hAnsiTheme="majorHAnsi"/>
       <w:b/>
       <w:bCs/>
       <w:color w:themeColor="accent1" w:val="4F81BD"/>
@@ -4317,7 +4377,7 @@
       <w:outlineLvl w:val="3"/>
     </w:pPr>
     <w:rPr>
-      <w:rFonts w:ascii="Calibri" w:hAnsi="Calibri" w:eastAsia="ＭＳ ゴシック" w:cs="" w:asciiTheme="majorHAnsi" w:cstheme="majorBidi" w:eastAsiaTheme="majorEastAsia" w:hAnsiTheme="majorHAnsi"/>
+      <w:rFonts w:ascii="Calibri" w:hAnsi="Calibri" w:eastAsia="" w:cs="" w:asciiTheme="majorHAnsi" w:cstheme="majorBidi" w:eastAsiaTheme="majorEastAsia" w:hAnsiTheme="majorHAnsi"/>
       <w:b/>
       <w:bCs/>
       <w:i/>
@@ -4342,7 +4402,7 @@
       <w:outlineLvl w:val="4"/>
     </w:pPr>
     <w:rPr>
-      <w:rFonts w:ascii="Calibri" w:hAnsi="Calibri" w:eastAsia="ＭＳ ゴシック" w:cs="" w:asciiTheme="majorHAnsi" w:cstheme="majorBidi" w:eastAsiaTheme="majorEastAsia" w:hAnsiTheme="majorHAnsi"/>
+      <w:rFonts w:ascii="Calibri" w:hAnsi="Calibri" w:eastAsia="" w:cs="" w:asciiTheme="majorHAnsi" w:cstheme="majorBidi" w:eastAsiaTheme="majorEastAsia" w:hAnsiTheme="majorHAnsi"/>
       <w:color w:themeColor="accent1" w:themeShade="7f" w:val="243F60"/>
     </w:rPr>
   </w:style>
@@ -4363,7 +4423,7 @@
       <w:outlineLvl w:val="5"/>
     </w:pPr>
     <w:rPr>
-      <w:rFonts w:ascii="Calibri" w:hAnsi="Calibri" w:eastAsia="ＭＳ ゴシック" w:cs="" w:asciiTheme="majorHAnsi" w:cstheme="majorBidi" w:eastAsiaTheme="majorEastAsia" w:hAnsiTheme="majorHAnsi"/>
+      <w:rFonts w:ascii="Calibri" w:hAnsi="Calibri" w:eastAsia="" w:cs="" w:asciiTheme="majorHAnsi" w:cstheme="majorBidi" w:eastAsiaTheme="majorEastAsia" w:hAnsiTheme="majorHAnsi"/>
       <w:i/>
       <w:iCs/>
       <w:color w:themeColor="accent1" w:themeShade="7f" w:val="243F60"/>
@@ -4386,7 +4446,7 @@
       <w:outlineLvl w:val="6"/>
     </w:pPr>
     <w:rPr>
-      <w:rFonts w:ascii="Calibri" w:hAnsi="Calibri" w:eastAsia="ＭＳ ゴシック" w:cs="" w:asciiTheme="majorHAnsi" w:cstheme="majorBidi" w:eastAsiaTheme="majorEastAsia" w:hAnsiTheme="majorHAnsi"/>
+      <w:rFonts w:ascii="Calibri" w:hAnsi="Calibri" w:eastAsia="" w:cs="" w:asciiTheme="majorHAnsi" w:cstheme="majorBidi" w:eastAsiaTheme="majorEastAsia" w:hAnsiTheme="majorHAnsi"/>
       <w:i/>
       <w:iCs/>
       <w:color w:themeColor="text1" w:themeTint="bf" w:val="404040"/>
@@ -4409,7 +4469,7 @@
       <w:outlineLvl w:val="7"/>
     </w:pPr>
     <w:rPr>
-      <w:rFonts w:ascii="Calibri" w:hAnsi="Calibri" w:eastAsia="ＭＳ ゴシック" w:cs="" w:asciiTheme="majorHAnsi" w:cstheme="majorBidi" w:eastAsiaTheme="majorEastAsia" w:hAnsiTheme="majorHAnsi"/>
+      <w:rFonts w:ascii="Calibri" w:hAnsi="Calibri" w:eastAsia="" w:cs="" w:asciiTheme="majorHAnsi" w:cstheme="majorBidi" w:eastAsiaTheme="majorEastAsia" w:hAnsiTheme="majorHAnsi"/>
       <w:color w:themeColor="accent1" w:val="4F81BD"/>
       <w:sz w:val="20"/>
       <w:szCs w:val="20"/>
@@ -4432,7 +4492,7 @@
       <w:outlineLvl w:val="8"/>
     </w:pPr>
     <w:rPr>
-      <w:rFonts w:ascii="Calibri" w:hAnsi="Calibri" w:eastAsia="ＭＳ ゴシック" w:cs="" w:asciiTheme="majorHAnsi" w:cstheme="majorBidi" w:eastAsiaTheme="majorEastAsia" w:hAnsiTheme="majorHAnsi"/>
+      <w:rFonts w:ascii="Calibri" w:hAnsi="Calibri" w:eastAsia="" w:cs="" w:asciiTheme="majorHAnsi" w:cstheme="majorBidi" w:eastAsiaTheme="majorEastAsia" w:hAnsiTheme="majorHAnsi"/>
       <w:i/>
       <w:iCs/>
       <w:color w:themeColor="text1" w:themeTint="bf" w:val="404040"/>
@@ -4474,7 +4534,7 @@
     <w:qFormat/>
     <w:rsid w:val="00fc693f"/>
     <w:rPr>
-      <w:rFonts w:ascii="Calibri" w:hAnsi="Calibri" w:eastAsia="ＭＳ ゴシック" w:cs="" w:asciiTheme="majorHAnsi" w:cstheme="majorBidi" w:eastAsiaTheme="majorEastAsia" w:hAnsiTheme="majorHAnsi"/>
+      <w:rFonts w:ascii="Calibri" w:hAnsi="Calibri" w:eastAsia="" w:cs="" w:asciiTheme="majorHAnsi" w:cstheme="majorBidi" w:eastAsiaTheme="majorEastAsia" w:hAnsiTheme="majorHAnsi"/>
       <w:b/>
       <w:bCs/>
       <w:color w:themeColor="accent1" w:themeShade="bf" w:val="365F91"/>
@@ -4490,7 +4550,7 @@
     <w:qFormat/>
     <w:rsid w:val="00fc693f"/>
     <w:rPr>
-      <w:rFonts w:ascii="Calibri" w:hAnsi="Calibri" w:eastAsia="ＭＳ ゴシック" w:cs="" w:asciiTheme="majorHAnsi" w:cstheme="majorBidi" w:eastAsiaTheme="majorEastAsia" w:hAnsiTheme="majorHAnsi"/>
+      <w:rFonts w:ascii="Calibri" w:hAnsi="Calibri" w:eastAsia="" w:cs="" w:asciiTheme="majorHAnsi" w:cstheme="majorBidi" w:eastAsiaTheme="majorEastAsia" w:hAnsiTheme="majorHAnsi"/>
       <w:b/>
       <w:bCs/>
       <w:color w:themeColor="accent1" w:val="4F81BD"/>
@@ -4506,7 +4566,7 @@
     <w:qFormat/>
     <w:rsid w:val="00fc693f"/>
     <w:rPr>
-      <w:rFonts w:ascii="Calibri" w:hAnsi="Calibri" w:eastAsia="ＭＳ ゴシック" w:cs="" w:asciiTheme="majorHAnsi" w:cstheme="majorBidi" w:eastAsiaTheme="majorEastAsia" w:hAnsiTheme="majorHAnsi"/>
+      <w:rFonts w:ascii="Calibri" w:hAnsi="Calibri" w:eastAsia="" w:cs="" w:asciiTheme="majorHAnsi" w:cstheme="majorBidi" w:eastAsiaTheme="majorEastAsia" w:hAnsiTheme="majorHAnsi"/>
       <w:b/>
       <w:bCs/>
       <w:color w:themeColor="accent1" w:val="4F81BD"/>
@@ -4520,7 +4580,7 @@
     <w:qFormat/>
     <w:rsid w:val="00fc693f"/>
     <w:rPr>
-      <w:rFonts w:ascii="Calibri" w:hAnsi="Calibri" w:eastAsia="ＭＳ ゴシック" w:cs="" w:asciiTheme="majorHAnsi" w:cstheme="majorBidi" w:eastAsiaTheme="majorEastAsia" w:hAnsiTheme="majorHAnsi"/>
+      <w:rFonts w:ascii="Calibri" w:hAnsi="Calibri" w:eastAsia="" w:cs="" w:asciiTheme="majorHAnsi" w:cstheme="majorBidi" w:eastAsiaTheme="majorEastAsia" w:hAnsiTheme="majorHAnsi"/>
       <w:color w:themeColor="text2" w:themeShade="bf" w:val="17365D"/>
       <w:spacing w:val="5"/>
       <w:kern w:val="2"/>
@@ -4536,7 +4596,7 @@
     <w:qFormat/>
     <w:rsid w:val="00fc693f"/>
     <w:rPr>
-      <w:rFonts w:ascii="Calibri" w:hAnsi="Calibri" w:eastAsia="ＭＳ ゴシック" w:cs="" w:asciiTheme="majorHAnsi" w:cstheme="majorBidi" w:eastAsiaTheme="majorEastAsia" w:hAnsiTheme="majorHAnsi"/>
+      <w:rFonts w:ascii="Calibri" w:hAnsi="Calibri" w:eastAsia="" w:cs="" w:asciiTheme="majorHAnsi" w:cstheme="majorBidi" w:eastAsiaTheme="majorEastAsia" w:hAnsiTheme="majorHAnsi"/>
       <w:i/>
       <w:iCs/>
       <w:color w:themeColor="accent1" w:val="4F81BD"/>
@@ -4609,7 +4669,7 @@
     <w:qFormat/>
     <w:rsid w:val="00fc693f"/>
     <w:rPr>
-      <w:rFonts w:ascii="Calibri" w:hAnsi="Calibri" w:eastAsia="ＭＳ ゴシック" w:cs="" w:asciiTheme="majorHAnsi" w:cstheme="majorBidi" w:eastAsiaTheme="majorEastAsia" w:hAnsiTheme="majorHAnsi"/>
+      <w:rFonts w:ascii="Calibri" w:hAnsi="Calibri" w:eastAsia="" w:cs="" w:asciiTheme="majorHAnsi" w:cstheme="majorBidi" w:eastAsiaTheme="majorEastAsia" w:hAnsiTheme="majorHAnsi"/>
       <w:b/>
       <w:bCs/>
       <w:i/>
@@ -4626,7 +4686,7 @@
     <w:qFormat/>
     <w:rsid w:val="00fc693f"/>
     <w:rPr>
-      <w:rFonts w:ascii="Calibri" w:hAnsi="Calibri" w:eastAsia="ＭＳ ゴシック" w:cs="" w:asciiTheme="majorHAnsi" w:cstheme="majorBidi" w:eastAsiaTheme="majorEastAsia" w:hAnsiTheme="majorHAnsi"/>
+      <w:rFonts w:ascii="Calibri" w:hAnsi="Calibri" w:eastAsia="" w:cs="" w:asciiTheme="majorHAnsi" w:cstheme="majorBidi" w:eastAsiaTheme="majorEastAsia" w:hAnsiTheme="majorHAnsi"/>
       <w:color w:themeColor="accent1" w:themeShade="7f" w:val="243F60"/>
     </w:rPr>
   </w:style>
@@ -4639,7 +4699,7 @@
     <w:qFormat/>
     <w:rsid w:val="00fc693f"/>
     <w:rPr>
-      <w:rFonts w:ascii="Calibri" w:hAnsi="Calibri" w:eastAsia="ＭＳ ゴシック" w:cs="" w:asciiTheme="majorHAnsi" w:cstheme="majorBidi" w:eastAsiaTheme="majorEastAsia" w:hAnsiTheme="majorHAnsi"/>
+      <w:rFonts w:ascii="Calibri" w:hAnsi="Calibri" w:eastAsia="" w:cs="" w:asciiTheme="majorHAnsi" w:cstheme="majorBidi" w:eastAsiaTheme="majorEastAsia" w:hAnsiTheme="majorHAnsi"/>
       <w:i/>
       <w:iCs/>
       <w:color w:themeColor="accent1" w:themeShade="7f" w:val="243F60"/>
@@ -4654,7 +4714,7 @@
     <w:qFormat/>
     <w:rsid w:val="00fc693f"/>
     <w:rPr>
-      <w:rFonts w:ascii="Calibri" w:hAnsi="Calibri" w:eastAsia="ＭＳ ゴシック" w:cs="" w:asciiTheme="majorHAnsi" w:cstheme="majorBidi" w:eastAsiaTheme="majorEastAsia" w:hAnsiTheme="majorHAnsi"/>
+      <w:rFonts w:ascii="Calibri" w:hAnsi="Calibri" w:eastAsia="" w:cs="" w:asciiTheme="majorHAnsi" w:cstheme="majorBidi" w:eastAsiaTheme="majorEastAsia" w:hAnsiTheme="majorHAnsi"/>
       <w:i/>
       <w:iCs/>
       <w:color w:themeColor="text1" w:themeTint="bf" w:val="404040"/>
@@ -4669,7 +4729,7 @@
     <w:qFormat/>
     <w:rsid w:val="00fc693f"/>
     <w:rPr>
-      <w:rFonts w:ascii="Calibri" w:hAnsi="Calibri" w:eastAsia="ＭＳ ゴシック" w:cs="" w:asciiTheme="majorHAnsi" w:cstheme="majorBidi" w:eastAsiaTheme="majorEastAsia" w:hAnsiTheme="majorHAnsi"/>
+      <w:rFonts w:ascii="Calibri" w:hAnsi="Calibri" w:eastAsia="" w:cs="" w:asciiTheme="majorHAnsi" w:cstheme="majorBidi" w:eastAsiaTheme="majorEastAsia" w:hAnsiTheme="majorHAnsi"/>
       <w:color w:themeColor="accent1" w:val="4F81BD"/>
       <w:sz w:val="20"/>
       <w:szCs w:val="20"/>
@@ -4684,7 +4744,7 @@
     <w:qFormat/>
     <w:rsid w:val="00fc693f"/>
     <w:rPr>
-      <w:rFonts w:ascii="Calibri" w:hAnsi="Calibri" w:eastAsia="ＭＳ ゴシック" w:cs="" w:asciiTheme="majorHAnsi" w:cstheme="majorBidi" w:eastAsiaTheme="majorEastAsia" w:hAnsiTheme="majorHAnsi"/>
+      <w:rFonts w:ascii="Calibri" w:hAnsi="Calibri" w:eastAsia="" w:cs="" w:asciiTheme="majorHAnsi" w:cstheme="majorBidi" w:eastAsiaTheme="majorEastAsia" w:hAnsiTheme="majorHAnsi"/>
       <w:i/>
       <w:iCs/>
       <w:color w:themeColor="text1" w:themeTint="bf" w:val="404040"/>
@@ -4914,12 +4974,13 @@
     <w:rsid w:val="00fc693f"/>
     <w:pPr>
       <w:widowControl/>
+      <w:suppressAutoHyphens w:val="true"/>
       <w:bidi w:val="0"/>
       <w:spacing w:lineRule="auto" w:line="240" w:before="0" w:after="0"/>
       <w:jc w:val="left"/>
     </w:pPr>
     <w:rPr>
-      <w:rFonts w:ascii="Cambria" w:hAnsi="Cambria" w:eastAsia="ＭＳ 明朝" w:cs="" w:asciiTheme="minorHAnsi" w:cstheme="minorBidi" w:eastAsiaTheme="minorEastAsia" w:hAnsiTheme="minorHAnsi"/>
+      <w:rFonts w:ascii="Cambria" w:hAnsi="Cambria" w:eastAsia="" w:cs="" w:asciiTheme="minorHAnsi" w:cstheme="minorBidi" w:eastAsiaTheme="minorEastAsia" w:hAnsiTheme="minorHAnsi"/>
       <w:color w:val="auto"/>
       <w:kern w:val="0"/>
       <w:sz w:val="22"/>
@@ -4943,7 +5004,7 @@
       <w:contextualSpacing/>
     </w:pPr>
     <w:rPr>
-      <w:rFonts w:ascii="Calibri" w:hAnsi="Calibri" w:eastAsia="ＭＳ ゴシック" w:cs="" w:asciiTheme="majorHAnsi" w:cstheme="majorBidi" w:eastAsiaTheme="majorEastAsia" w:hAnsiTheme="majorHAnsi"/>
+      <w:rFonts w:ascii="Calibri" w:hAnsi="Calibri" w:eastAsia="" w:cs="" w:asciiTheme="majorHAnsi" w:cstheme="majorBidi" w:eastAsiaTheme="majorEastAsia" w:hAnsiTheme="majorHAnsi"/>
       <w:color w:themeColor="text2" w:themeShade="bf" w:val="17365D"/>
       <w:spacing w:val="5"/>
       <w:kern w:val="2"/>
@@ -4961,7 +5022,7 @@
     <w:rsid w:val="00fc693f"/>
     <w:pPr/>
     <w:rPr>
-      <w:rFonts w:ascii="Calibri" w:hAnsi="Calibri" w:eastAsia="ＭＳ ゴシック" w:cs="" w:asciiTheme="majorHAnsi" w:cstheme="majorBidi" w:eastAsiaTheme="majorEastAsia" w:hAnsiTheme="majorHAnsi"/>
+      <w:rFonts w:ascii="Calibri" w:hAnsi="Calibri" w:eastAsia="" w:cs="" w:asciiTheme="majorHAnsi" w:cstheme="majorBidi" w:eastAsiaTheme="majorEastAsia" w:hAnsiTheme="majorHAnsi"/>
       <w:i/>
       <w:iCs/>
       <w:color w:themeColor="accent1" w:val="4F81BD"/>
@@ -5194,12 +5255,13 @@
         <w:tab w:val="left" w:pos="3456" w:leader="none"/>
         <w:tab w:val="left" w:pos="4032" w:leader="none"/>
       </w:tabs>
+      <w:suppressAutoHyphens w:val="true"/>
       <w:bidi w:val="0"/>
       <w:spacing w:lineRule="auto" w:line="276" w:before="0" w:after="200"/>
       <w:jc w:val="left"/>
     </w:pPr>
     <w:rPr>
-      <w:rFonts w:ascii="Courier" w:hAnsi="Courier" w:eastAsia="ＭＳ 明朝" w:cs="" w:cstheme="minorBidi" w:eastAsiaTheme="minorEastAsia"/>
+      <w:rFonts w:ascii="Courier" w:hAnsi="Courier" w:eastAsia="" w:cs="" w:cstheme="minorBidi" w:eastAsiaTheme="minorEastAsia"/>
       <w:color w:val="auto"/>
       <w:kern w:val="0"/>
       <w:sz w:val="20"/>
@@ -8397,7 +8459,6 @@
       <w:pPr>
         <w:spacing w:before="0" w:after="0" w:line="240" w:lineRule="auto"/>
       </w:pPr>
-      <w:rPr/>
       <w:tblPr/>
       <w:tcPr>
         <w:tcBorders>
@@ -8543,7 +8604,6 @@
       <w:pPr>
         <w:spacing w:before="0" w:after="0" w:line="240" w:lineRule="auto"/>
       </w:pPr>
-      <w:rPr/>
       <w:tblPr/>
       <w:tcPr>
         <w:tcBorders>
@@ -8689,7 +8749,6 @@
       <w:pPr>
         <w:spacing w:before="0" w:after="0" w:line="240" w:lineRule="auto"/>
       </w:pPr>
-      <w:rPr/>
       <w:tblPr/>
       <w:tcPr>
         <w:tcBorders>
@@ -8835,7 +8894,6 @@
       <w:pPr>
         <w:spacing w:before="0" w:after="0" w:line="240" w:lineRule="auto"/>
       </w:pPr>
-      <w:rPr/>
       <w:tblPr/>
       <w:tcPr>
         <w:tcBorders>
@@ -8981,7 +9039,6 @@
       <w:pPr>
         <w:spacing w:before="0" w:after="0" w:line="240" w:lineRule="auto"/>
       </w:pPr>
-      <w:rPr/>
       <w:tblPr/>
       <w:tcPr>
         <w:tcBorders>
@@ -9127,7 +9184,6 @@
       <w:pPr>
         <w:spacing w:before="0" w:after="0" w:line="240" w:lineRule="auto"/>
       </w:pPr>
-      <w:rPr/>
       <w:tblPr/>
       <w:tcPr>
         <w:tcBorders>
@@ -9273,7 +9329,6 @@
       <w:pPr>
         <w:spacing w:before="0" w:after="0" w:line="240" w:lineRule="auto"/>
       </w:pPr>
-      <w:rPr/>
       <w:tblPr/>
       <w:tcPr>
         <w:tcBorders>

--- a/activities/week-01-make-the-file-fail-participation.docx
+++ b/activities/week-01-make-the-file-fail-participation.docx
@@ -1972,16 +1972,6 @@
     <w:p>
       <w:pPr>
         <w:pStyle w:val="Normal"/>
-        <w:spacing w:lineRule="auto" w:line="240" w:before="0" w:after="40"/>
-        <w:rPr/>
-      </w:pPr>
-      <w:r>
-        <w:rPr/>
-      </w:r>
-    </w:p>
-    <w:p>
-      <w:pPr>
-        <w:pStyle w:val="Normal"/>
         <w:spacing w:lineRule="auto" w:line="300" w:before="80" w:after="60"/>
         <w:rPr/>
       </w:pPr>
@@ -1999,7 +1989,25 @@
           <w:color w:val="0B2545"/>
           <w:sz w:val="22"/>
         </w:rPr>
-        <w:t xml:space="preserve">Identify two examples where descriptive information is stored repeatedly. </w:t>
+        <w:t>Identify two examples where descriptive information is stored repeatedly. Why might repeatedly storing descriptive information be more problematic than repeatedly storing identifiers like student ids?</w:t>
+      </w:r>
+    </w:p>
+    <w:p>
+      <w:pPr>
+        <w:pStyle w:val="Normal"/>
+        <w:spacing w:lineRule="auto" w:line="300" w:before="80" w:after="60"/>
+        <w:rPr>
+          <w:b w:val="false"/>
+          <w:color w:val="0B2545"/>
+          <w:sz w:val="22"/>
+        </w:rPr>
+      </w:pPr>
+      <w:r>
+        <w:rPr>
+          <w:b w:val="false"/>
+          <w:color w:val="0B2545"/>
+          <w:sz w:val="22"/>
+        </w:rPr>
       </w:r>
     </w:p>
     <w:p>
@@ -2124,18 +2132,13 @@
       <w:pPr>
         <w:pStyle w:val="Normal"/>
         <w:spacing w:lineRule="auto" w:line="240" w:before="0" w:after="40"/>
-        <w:rPr/>
-      </w:pPr>
-      <w:r>
-        <w:rPr/>
-      </w:r>
-    </w:p>
-    <w:p>
-      <w:pPr>
-        <w:pStyle w:val="Heading1"/>
-        <w:keepNext w:val="true"/>
-        <w:spacing w:before="280" w:after="140"/>
-        <w:rPr/>
+        <w:rPr>
+          <w:b/>
+          <w:i w:val="false"/>
+          <w:i w:val="false"/>
+          <w:color w:val="2E74B5"/>
+          <w:sz w:val="32"/>
+        </w:rPr>
       </w:pPr>
       <w:r>
         <w:rPr>
@@ -2144,600 +2147,6 @@
           <w:color w:val="2E74B5"/>
           <w:sz w:val="32"/>
         </w:rPr>
-        <w:t>Part B: Stress the representation</w:t>
-      </w:r>
-    </w:p>
-    <w:p>
-      <w:pPr>
-        <w:pStyle w:val="Normal"/>
-        <w:keepNext w:val="false"/>
-        <w:spacing w:lineRule="auto" w:line="300" w:before="0" w:after="80"/>
-        <w:rPr/>
-      </w:pPr>
-      <w:r>
-        <w:rPr>
-          <w:b w:val="false"/>
-          <w:color w:val="0B2545"/>
-          <w:sz w:val="22"/>
-        </w:rPr>
-        <w:t>For each issue, describe a plausible series of adds, edits, or deletes that could create it. Then state the rule or safeguard a data system would need to prevent it. Plain language is fine.</w:t>
-      </w:r>
-    </w:p>
-    <w:tbl>
-      <w:tblPr>
-        <w:tblStyle w:val="TableGrid"/>
-        <w:tblW w:w="9360" w:type="dxa"/>
-        <w:jc w:val="left"/>
-        <w:tblInd w:w="132" w:type="dxa"/>
-        <w:tblLayout w:type="fixed"/>
-        <w:tblCellMar>
-          <w:top w:w="80" w:type="dxa"/>
-          <w:left w:w="120" w:type="dxa"/>
-          <w:bottom w:w="80" w:type="dxa"/>
-          <w:right w:w="120" w:type="dxa"/>
-        </w:tblCellMar>
-        <w:tblLook w:val="04a0" w:noHBand="0" w:noVBand="1" w:firstColumn="1" w:lastRow="0" w:lastColumn="0" w:firstRow="1"/>
-      </w:tblPr>
-      <w:tblGrid>
-        <w:gridCol w:w="2897"/>
-        <w:gridCol w:w="3000"/>
-        <w:gridCol w:w="3463"/>
-      </w:tblGrid>
-      <w:tr>
-        <w:trPr>
-          <w:tblHeader w:val="true"/>
-        </w:trPr>
-        <w:tc>
-          <w:tcPr>
-            <w:tcW w:w="2897" w:type="dxa"/>
-            <w:tcBorders/>
-            <w:shd w:fill="1F4D78"/>
-            <w:vAlign w:val="center"/>
-          </w:tcPr>
-          <w:p>
-            <w:pPr>
-              <w:pStyle w:val="Normal"/>
-              <w:widowControl/>
-              <w:suppressAutoHyphens w:val="true"/>
-              <w:spacing w:lineRule="auto" w:line="259" w:before="0" w:after="0"/>
-              <w:jc w:val="left"/>
-              <w:rPr>
-                <w:rFonts w:eastAsia="ＭＳ 明朝" w:cs=""/>
-                <w:kern w:val="0"/>
-                <w:szCs w:val="22"/>
-                <w:lang w:val="en-US" w:eastAsia="en-US" w:bidi="ar-SA"/>
-              </w:rPr>
-            </w:pPr>
-            <w:r>
-              <w:rPr>
-                <w:rFonts w:eastAsia="ＭＳ 明朝" w:cs=""/>
-                <w:b/>
-                <w:color w:val="FFFFFF"/>
-                <w:kern w:val="0"/>
-                <w:sz w:val="18"/>
-                <w:szCs w:val="22"/>
-                <w:lang w:val="en-US" w:eastAsia="en-US" w:bidi="ar-SA"/>
-              </w:rPr>
-              <w:t>Issue</w:t>
-            </w:r>
-          </w:p>
-        </w:tc>
-        <w:tc>
-          <w:tcPr>
-            <w:tcW w:w="3000" w:type="dxa"/>
-            <w:tcBorders/>
-            <w:shd w:fill="1F4D78"/>
-            <w:vAlign w:val="center"/>
-          </w:tcPr>
-          <w:p>
-            <w:pPr>
-              <w:pStyle w:val="Normal"/>
-              <w:widowControl/>
-              <w:suppressAutoHyphens w:val="true"/>
-              <w:spacing w:lineRule="auto" w:line="259" w:before="0" w:after="0"/>
-              <w:jc w:val="left"/>
-              <w:rPr>
-                <w:rFonts w:eastAsia="ＭＳ 明朝" w:cs=""/>
-                <w:kern w:val="0"/>
-                <w:szCs w:val="22"/>
-                <w:lang w:val="en-US" w:eastAsia="en-US" w:bidi="ar-SA"/>
-              </w:rPr>
-            </w:pPr>
-            <w:r>
-              <w:rPr>
-                <w:rFonts w:eastAsia="ＭＳ 明朝" w:cs=""/>
-                <w:b/>
-                <w:color w:val="FFFFFF"/>
-                <w:kern w:val="0"/>
-                <w:sz w:val="18"/>
-                <w:szCs w:val="22"/>
-                <w:lang w:val="en-US" w:eastAsia="en-US" w:bidi="ar-SA"/>
-              </w:rPr>
-              <w:t>Adds, edits, or deletes that create it</w:t>
-            </w:r>
-          </w:p>
-        </w:tc>
-        <w:tc>
-          <w:tcPr>
-            <w:tcW w:w="3463" w:type="dxa"/>
-            <w:tcBorders/>
-            <w:shd w:fill="1F4D78"/>
-            <w:vAlign w:val="center"/>
-          </w:tcPr>
-          <w:p>
-            <w:pPr>
-              <w:pStyle w:val="Normal"/>
-              <w:widowControl/>
-              <w:suppressAutoHyphens w:val="true"/>
-              <w:spacing w:lineRule="auto" w:line="259" w:before="0" w:after="0"/>
-              <w:jc w:val="left"/>
-              <w:rPr>
-                <w:rFonts w:eastAsia="ＭＳ 明朝" w:cs=""/>
-                <w:kern w:val="0"/>
-                <w:szCs w:val="22"/>
-                <w:lang w:val="en-US" w:eastAsia="en-US" w:bidi="ar-SA"/>
-              </w:rPr>
-            </w:pPr>
-            <w:r>
-              <w:rPr>
-                <w:rFonts w:eastAsia="ＭＳ 明朝" w:cs=""/>
-                <w:b/>
-                <w:color w:val="FFFFFF"/>
-                <w:kern w:val="0"/>
-                <w:sz w:val="18"/>
-                <w:szCs w:val="22"/>
-                <w:lang w:val="en-US" w:eastAsia="en-US" w:bidi="ar-SA"/>
-              </w:rPr>
-              <w:t>Required rule or safeguard</w:t>
-            </w:r>
-          </w:p>
-        </w:tc>
-      </w:tr>
-      <w:tr>
-        <w:trPr/>
-        <w:tc>
-          <w:tcPr>
-            <w:tcW w:w="2897" w:type="dxa"/>
-            <w:tcBorders/>
-            <w:vAlign w:val="center"/>
-          </w:tcPr>
-          <w:p>
-            <w:pPr>
-              <w:pStyle w:val="Normal"/>
-              <w:widowControl/>
-              <w:suppressAutoHyphens w:val="true"/>
-              <w:spacing w:lineRule="auto" w:line="259" w:before="0" w:after="0"/>
-              <w:jc w:val="left"/>
-              <w:rPr>
-                <w:rFonts w:eastAsia="ＭＳ 明朝" w:cs=""/>
-                <w:kern w:val="0"/>
-                <w:szCs w:val="22"/>
-                <w:lang w:val="en-US" w:eastAsia="en-US" w:bidi="ar-SA"/>
-              </w:rPr>
-            </w:pPr>
-            <w:r>
-              <w:rPr>
-                <w:rFonts w:eastAsia="ＭＳ 明朝" w:cs=""/>
-                <w:b w:val="false"/>
-                <w:color w:val="0B2545"/>
-                <w:kern w:val="0"/>
-                <w:sz w:val="18"/>
-                <w:szCs w:val="22"/>
-                <w:lang w:val="en-US" w:eastAsia="en-US" w:bidi="ar-SA"/>
-              </w:rPr>
-              <w:t>The same student ID is recorded with two names</w:t>
-            </w:r>
-          </w:p>
-        </w:tc>
-        <w:tc>
-          <w:tcPr>
-            <w:tcW w:w="3000" w:type="dxa"/>
-            <w:tcBorders/>
-            <w:vAlign w:val="center"/>
-          </w:tcPr>
-          <w:p>
-            <w:pPr>
-              <w:pStyle w:val="Normal"/>
-              <w:widowControl/>
-              <w:suppressAutoHyphens w:val="true"/>
-              <w:spacing w:lineRule="auto" w:line="259" w:before="0" w:after="0"/>
-              <w:jc w:val="left"/>
-              <w:rPr>
-                <w:rFonts w:eastAsia="ＭＳ 明朝" w:cs=""/>
-                <w:kern w:val="0"/>
-                <w:szCs w:val="22"/>
-                <w:lang w:val="en-US" w:eastAsia="en-US" w:bidi="ar-SA"/>
-              </w:rPr>
-            </w:pPr>
-            <w:r>
-              <w:rPr>
-                <w:rFonts w:eastAsia="ＭＳ 明朝" w:cs=""/>
-                <w:b w:val="false"/>
-                <w:i w:val="false"/>
-                <w:color w:val="0B2545"/>
-                <w:kern w:val="0"/>
-                <w:sz w:val="20"/>
-                <w:szCs w:val="22"/>
-                <w:lang w:val="en-US" w:eastAsia="en-US" w:bidi="ar-SA"/>
-              </w:rPr>
-              <w:br/>
-              <w:br/>
-            </w:r>
-          </w:p>
-        </w:tc>
-        <w:tc>
-          <w:tcPr>
-            <w:tcW w:w="3463" w:type="dxa"/>
-            <w:tcBorders/>
-            <w:vAlign w:val="center"/>
-          </w:tcPr>
-          <w:p>
-            <w:pPr>
-              <w:pStyle w:val="Normal"/>
-              <w:widowControl/>
-              <w:suppressAutoHyphens w:val="true"/>
-              <w:spacing w:lineRule="auto" w:line="259" w:before="0" w:after="0"/>
-              <w:jc w:val="left"/>
-              <w:rPr>
-                <w:rFonts w:eastAsia="ＭＳ 明朝" w:cs=""/>
-                <w:kern w:val="0"/>
-                <w:szCs w:val="22"/>
-                <w:lang w:val="en-US" w:eastAsia="en-US" w:bidi="ar-SA"/>
-              </w:rPr>
-            </w:pPr>
-            <w:r>
-              <w:rPr>
-                <w:rFonts w:eastAsia="ＭＳ 明朝" w:cs=""/>
-                <w:b w:val="false"/>
-                <w:i w:val="false"/>
-                <w:color w:val="0B2545"/>
-                <w:kern w:val="0"/>
-                <w:sz w:val="20"/>
-                <w:szCs w:val="22"/>
-                <w:lang w:val="en-US" w:eastAsia="en-US" w:bidi="ar-SA"/>
-              </w:rPr>
-              <w:br/>
-              <w:br/>
-            </w:r>
-          </w:p>
-        </w:tc>
-      </w:tr>
-      <w:tr>
-        <w:trPr/>
-        <w:tc>
-          <w:tcPr>
-            <w:tcW w:w="2897" w:type="dxa"/>
-            <w:tcBorders/>
-            <w:vAlign w:val="center"/>
-          </w:tcPr>
-          <w:p>
-            <w:pPr>
-              <w:pStyle w:val="Normal"/>
-              <w:widowControl/>
-              <w:suppressAutoHyphens w:val="true"/>
-              <w:spacing w:lineRule="auto" w:line="259" w:before="0" w:after="0"/>
-              <w:jc w:val="left"/>
-              <w:rPr>
-                <w:rFonts w:eastAsia="ＭＳ 明朝" w:cs=""/>
-                <w:kern w:val="0"/>
-                <w:szCs w:val="22"/>
-                <w:lang w:val="en-US" w:eastAsia="en-US" w:bidi="ar-SA"/>
-              </w:rPr>
-            </w:pPr>
-            <w:r>
-              <w:rPr>
-                <w:rFonts w:eastAsia="ＭＳ 明朝" w:cs=""/>
-                <w:b w:val="false"/>
-                <w:color w:val="0B2545"/>
-                <w:kern w:val="0"/>
-                <w:sz w:val="18"/>
-                <w:szCs w:val="22"/>
-                <w:lang w:val="en-US" w:eastAsia="en-US" w:bidi="ar-SA"/>
-              </w:rPr>
-              <w:t>The same course code is recorded with two titles</w:t>
-            </w:r>
-          </w:p>
-        </w:tc>
-        <w:tc>
-          <w:tcPr>
-            <w:tcW w:w="3000" w:type="dxa"/>
-            <w:tcBorders/>
-            <w:vAlign w:val="center"/>
-          </w:tcPr>
-          <w:p>
-            <w:pPr>
-              <w:pStyle w:val="Normal"/>
-              <w:widowControl/>
-              <w:suppressAutoHyphens w:val="true"/>
-              <w:spacing w:lineRule="auto" w:line="259" w:before="0" w:after="0"/>
-              <w:jc w:val="left"/>
-              <w:rPr>
-                <w:rFonts w:eastAsia="ＭＳ 明朝" w:cs=""/>
-                <w:kern w:val="0"/>
-                <w:szCs w:val="22"/>
-                <w:lang w:val="en-US" w:eastAsia="en-US" w:bidi="ar-SA"/>
-              </w:rPr>
-            </w:pPr>
-            <w:r>
-              <w:rPr>
-                <w:rFonts w:eastAsia="ＭＳ 明朝" w:cs=""/>
-                <w:b w:val="false"/>
-                <w:i w:val="false"/>
-                <w:color w:val="0B2545"/>
-                <w:kern w:val="0"/>
-                <w:sz w:val="20"/>
-                <w:szCs w:val="22"/>
-                <w:lang w:val="en-US" w:eastAsia="en-US" w:bidi="ar-SA"/>
-              </w:rPr>
-              <w:br/>
-              <w:br/>
-            </w:r>
-          </w:p>
-        </w:tc>
-        <w:tc>
-          <w:tcPr>
-            <w:tcW w:w="3463" w:type="dxa"/>
-            <w:tcBorders/>
-            <w:vAlign w:val="center"/>
-          </w:tcPr>
-          <w:p>
-            <w:pPr>
-              <w:pStyle w:val="Normal"/>
-              <w:widowControl/>
-              <w:suppressAutoHyphens w:val="true"/>
-              <w:spacing w:lineRule="auto" w:line="259" w:before="0" w:after="0"/>
-              <w:jc w:val="left"/>
-              <w:rPr>
-                <w:rFonts w:eastAsia="ＭＳ 明朝" w:cs=""/>
-                <w:kern w:val="0"/>
-                <w:szCs w:val="22"/>
-                <w:lang w:val="en-US" w:eastAsia="en-US" w:bidi="ar-SA"/>
-              </w:rPr>
-            </w:pPr>
-            <w:r>
-              <w:rPr>
-                <w:rFonts w:eastAsia="ＭＳ 明朝" w:cs=""/>
-                <w:b w:val="false"/>
-                <w:i w:val="false"/>
-                <w:color w:val="0B2545"/>
-                <w:kern w:val="0"/>
-                <w:sz w:val="20"/>
-                <w:szCs w:val="22"/>
-                <w:lang w:val="en-US" w:eastAsia="en-US" w:bidi="ar-SA"/>
-              </w:rPr>
-              <w:br/>
-              <w:br/>
-            </w:r>
-          </w:p>
-        </w:tc>
-      </w:tr>
-      <w:tr>
-        <w:trPr/>
-        <w:tc>
-          <w:tcPr>
-            <w:tcW w:w="2897" w:type="dxa"/>
-            <w:tcBorders/>
-            <w:vAlign w:val="center"/>
-          </w:tcPr>
-          <w:p>
-            <w:pPr>
-              <w:pStyle w:val="Normal"/>
-              <w:widowControl/>
-              <w:suppressAutoHyphens w:val="true"/>
-              <w:spacing w:lineRule="auto" w:line="259" w:before="0" w:after="0"/>
-              <w:jc w:val="left"/>
-              <w:rPr>
-                <w:rFonts w:eastAsia="ＭＳ 明朝" w:cs=""/>
-                <w:kern w:val="0"/>
-                <w:szCs w:val="22"/>
-                <w:lang w:val="en-US" w:eastAsia="en-US" w:bidi="ar-SA"/>
-              </w:rPr>
-            </w:pPr>
-            <w:r>
-              <w:rPr>
-                <w:rFonts w:eastAsia="ＭＳ 明朝" w:cs=""/>
-                <w:b w:val="false"/>
-                <w:color w:val="0B2545"/>
-                <w:kern w:val="0"/>
-                <w:sz w:val="18"/>
-                <w:szCs w:val="22"/>
-                <w:lang w:val="en-US" w:eastAsia="en-US" w:bidi="ar-SA"/>
-              </w:rPr>
-              <w:t>Two sessions assign one tutor at the same time</w:t>
-            </w:r>
-          </w:p>
-        </w:tc>
-        <w:tc>
-          <w:tcPr>
-            <w:tcW w:w="3000" w:type="dxa"/>
-            <w:tcBorders/>
-            <w:vAlign w:val="center"/>
-          </w:tcPr>
-          <w:p>
-            <w:pPr>
-              <w:pStyle w:val="Normal"/>
-              <w:widowControl/>
-              <w:suppressAutoHyphens w:val="true"/>
-              <w:spacing w:lineRule="auto" w:line="259" w:before="0" w:after="0"/>
-              <w:jc w:val="left"/>
-              <w:rPr>
-                <w:rFonts w:eastAsia="ＭＳ 明朝" w:cs=""/>
-                <w:kern w:val="0"/>
-                <w:szCs w:val="22"/>
-                <w:lang w:val="en-US" w:eastAsia="en-US" w:bidi="ar-SA"/>
-              </w:rPr>
-            </w:pPr>
-            <w:r>
-              <w:rPr>
-                <w:rFonts w:eastAsia="ＭＳ 明朝" w:cs=""/>
-                <w:b w:val="false"/>
-                <w:i w:val="false"/>
-                <w:color w:val="0B2545"/>
-                <w:kern w:val="0"/>
-                <w:sz w:val="20"/>
-                <w:szCs w:val="22"/>
-                <w:lang w:val="en-US" w:eastAsia="en-US" w:bidi="ar-SA"/>
-              </w:rPr>
-              <w:br/>
-              <w:br/>
-            </w:r>
-          </w:p>
-        </w:tc>
-        <w:tc>
-          <w:tcPr>
-            <w:tcW w:w="3463" w:type="dxa"/>
-            <w:tcBorders/>
-            <w:vAlign w:val="center"/>
-          </w:tcPr>
-          <w:p>
-            <w:pPr>
-              <w:pStyle w:val="Normal"/>
-              <w:widowControl/>
-              <w:suppressAutoHyphens w:val="true"/>
-              <w:spacing w:lineRule="auto" w:line="259" w:before="0" w:after="0"/>
-              <w:jc w:val="left"/>
-              <w:rPr>
-                <w:rFonts w:eastAsia="ＭＳ 明朝" w:cs=""/>
-                <w:kern w:val="0"/>
-                <w:szCs w:val="22"/>
-                <w:lang w:val="en-US" w:eastAsia="en-US" w:bidi="ar-SA"/>
-              </w:rPr>
-            </w:pPr>
-            <w:r>
-              <w:rPr>
-                <w:rFonts w:eastAsia="ＭＳ 明朝" w:cs=""/>
-                <w:b w:val="false"/>
-                <w:i w:val="false"/>
-                <w:color w:val="0B2545"/>
-                <w:kern w:val="0"/>
-                <w:sz w:val="20"/>
-                <w:szCs w:val="22"/>
-                <w:lang w:val="en-US" w:eastAsia="en-US" w:bidi="ar-SA"/>
-              </w:rPr>
-              <w:br/>
-              <w:br/>
-            </w:r>
-          </w:p>
-        </w:tc>
-      </w:tr>
-      <w:tr>
-        <w:trPr/>
-        <w:tc>
-          <w:tcPr>
-            <w:tcW w:w="2897" w:type="dxa"/>
-            <w:tcBorders/>
-            <w:vAlign w:val="center"/>
-          </w:tcPr>
-          <w:p>
-            <w:pPr>
-              <w:pStyle w:val="Normal"/>
-              <w:widowControl/>
-              <w:suppressAutoHyphens w:val="true"/>
-              <w:spacing w:lineRule="auto" w:line="259" w:before="0" w:after="0"/>
-              <w:jc w:val="left"/>
-              <w:rPr>
-                <w:rFonts w:eastAsia="ＭＳ 明朝" w:cs=""/>
-                <w:kern w:val="0"/>
-                <w:szCs w:val="22"/>
-                <w:lang w:val="en-US" w:eastAsia="en-US" w:bidi="ar-SA"/>
-              </w:rPr>
-            </w:pPr>
-            <w:r>
-              <w:rPr>
-                <w:rFonts w:eastAsia="ＭＳ 明朝" w:cs=""/>
-                <w:b w:val="false"/>
-                <w:color w:val="0B2545"/>
-                <w:kern w:val="0"/>
-                <w:sz w:val="18"/>
-                <w:szCs w:val="22"/>
-                <w:lang w:val="en-US" w:eastAsia="en-US" w:bidi="ar-SA"/>
-              </w:rPr>
-              <w:t>Deleting a session removes the only recorded information about a tutor or course</w:t>
-            </w:r>
-          </w:p>
-        </w:tc>
-        <w:tc>
-          <w:tcPr>
-            <w:tcW w:w="3000" w:type="dxa"/>
-            <w:tcBorders/>
-            <w:vAlign w:val="center"/>
-          </w:tcPr>
-          <w:p>
-            <w:pPr>
-              <w:pStyle w:val="Normal"/>
-              <w:widowControl/>
-              <w:suppressAutoHyphens w:val="true"/>
-              <w:spacing w:lineRule="auto" w:line="259" w:before="0" w:after="0"/>
-              <w:jc w:val="left"/>
-              <w:rPr>
-                <w:rFonts w:eastAsia="ＭＳ 明朝" w:cs=""/>
-                <w:kern w:val="0"/>
-                <w:szCs w:val="22"/>
-                <w:lang w:val="en-US" w:eastAsia="en-US" w:bidi="ar-SA"/>
-              </w:rPr>
-            </w:pPr>
-            <w:r>
-              <w:rPr>
-                <w:rFonts w:eastAsia="ＭＳ 明朝" w:cs=""/>
-                <w:b w:val="false"/>
-                <w:i w:val="false"/>
-                <w:color w:val="0B2545"/>
-                <w:kern w:val="0"/>
-                <w:sz w:val="20"/>
-                <w:szCs w:val="22"/>
-                <w:lang w:val="en-US" w:eastAsia="en-US" w:bidi="ar-SA"/>
-              </w:rPr>
-              <w:br/>
-              <w:br/>
-            </w:r>
-          </w:p>
-        </w:tc>
-        <w:tc>
-          <w:tcPr>
-            <w:tcW w:w="3463" w:type="dxa"/>
-            <w:tcBorders/>
-            <w:vAlign w:val="center"/>
-          </w:tcPr>
-          <w:p>
-            <w:pPr>
-              <w:pStyle w:val="Normal"/>
-              <w:widowControl/>
-              <w:suppressAutoHyphens w:val="true"/>
-              <w:spacing w:lineRule="auto" w:line="259" w:before="0" w:after="0"/>
-              <w:jc w:val="left"/>
-              <w:rPr>
-                <w:rFonts w:eastAsia="ＭＳ 明朝" w:cs=""/>
-                <w:kern w:val="0"/>
-                <w:szCs w:val="22"/>
-                <w:lang w:val="en-US" w:eastAsia="en-US" w:bidi="ar-SA"/>
-              </w:rPr>
-            </w:pPr>
-            <w:r>
-              <w:rPr>
-                <w:rFonts w:eastAsia="ＭＳ 明朝" w:cs=""/>
-                <w:b w:val="false"/>
-                <w:i w:val="false"/>
-                <w:color w:val="0B2545"/>
-                <w:kern w:val="0"/>
-                <w:sz w:val="20"/>
-                <w:szCs w:val="22"/>
-                <w:lang w:val="en-US" w:eastAsia="en-US" w:bidi="ar-SA"/>
-              </w:rPr>
-              <w:br/>
-              <w:br/>
-            </w:r>
-          </w:p>
-        </w:tc>
-      </w:tr>
-    </w:tbl>
-    <w:p>
-      <w:pPr>
-        <w:pStyle w:val="Normal"/>
-        <w:spacing w:before="0" w:after="20"/>
-        <w:rPr/>
-      </w:pPr>
-      <w:r>
-        <w:rPr/>
       </w:r>
     </w:p>
     <w:p>
@@ -2753,7 +2162,7 @@
           <w:color w:val="2E74B5"/>
           <w:sz w:val="32"/>
         </w:rPr>
-        <w:t>Part C: Model the data with objects</w:t>
+        <w:t>Part B: Model the data with objects</w:t>
       </w:r>
     </w:p>
     <w:p>
@@ -2777,7 +2186,85 @@
           <w:color w:val="0B2545"/>
           <w:sz w:val="22"/>
         </w:rPr>
-        <w:t>How might you model this dataset using object oriented programming? What classes would you need to define and what properties would they contain?</w:t>
+        <w:t>How might you model this dataset using object oriented programming? What classes would you need to define and what properties would each class contain?</w:t>
+      </w:r>
+    </w:p>
+    <w:p>
+      <w:pPr>
+        <w:pStyle w:val="Normal"/>
+        <w:spacing w:lineRule="auto" w:line="300" w:before="80" w:after="60"/>
+        <w:rPr>
+          <w:b w:val="false"/>
+          <w:color w:val="0B2545"/>
+          <w:sz w:val="22"/>
+        </w:rPr>
+      </w:pPr>
+      <w:r>
+        <w:rPr>
+          <w:b w:val="false"/>
+          <w:color w:val="0B2545"/>
+          <w:sz w:val="22"/>
+        </w:rPr>
+      </w:r>
+    </w:p>
+    <w:p>
+      <w:pPr>
+        <w:pStyle w:val="Normal"/>
+        <w:spacing w:lineRule="auto" w:line="300" w:before="80" w:after="60"/>
+        <w:rPr>
+          <w:b w:val="false"/>
+          <w:color w:val="0B2545"/>
+          <w:sz w:val="22"/>
+        </w:rPr>
+      </w:pPr>
+      <w:r>
+        <w:rPr>
+          <w:b w:val="false"/>
+          <w:color w:val="0B2545"/>
+          <w:sz w:val="22"/>
+        </w:rPr>
+      </w:r>
+    </w:p>
+    <w:p>
+      <w:pPr>
+        <w:pStyle w:val="Normal"/>
+        <w:spacing w:lineRule="auto" w:line="300" w:before="80" w:after="60"/>
+        <w:rPr>
+          <w:b w:val="false"/>
+          <w:color w:val="0B2545"/>
+          <w:sz w:val="22"/>
+        </w:rPr>
+      </w:pPr>
+      <w:r>
+        <w:rPr>
+          <w:b w:val="false"/>
+          <w:color w:val="0B2545"/>
+          <w:sz w:val="22"/>
+        </w:rPr>
+      </w:r>
+    </w:p>
+    <w:p>
+      <w:pPr>
+        <w:pStyle w:val="Normal"/>
+        <w:keepNext w:val="true"/>
+        <w:spacing w:lineRule="auto" w:line="300" w:before="80" w:after="60"/>
+        <w:rPr/>
+      </w:pPr>
+      <w:r>
+        <w:rPr>
+          <w:b/>
+          <w:color w:val="1F4D78"/>
+          <w:sz w:val="22"/>
+        </w:rPr>
+        <w:t xml:space="preserve">C2. </w:t>
+      </w:r>
+      <w:r>
+        <w:rPr>
+          <w:b w:val="false"/>
+          <w:color w:val="0B2545"/>
+          <w:sz w:val="22"/>
+        </w:rPr>
+        <w:t>With classes defined, what instances would you need to create to model the data presented in the table above? That is, what objects would you need to specifically create and what values would each property have?</w:t>
       </w:r>
     </w:p>
     <w:p>
@@ -2941,7 +2428,7 @@
           <w:color w:val="2E74B5"/>
           <w:sz w:val="32"/>
         </w:rPr>
-        <w:t>Part D: Ask questions of the data</w:t>
+        <w:t>Part C: Ask questions of the data</w:t>
       </w:r>
     </w:p>
     <w:p>
@@ -2957,7 +2444,7 @@
           <w:color w:val="0B2545"/>
           <w:sz w:val="22"/>
         </w:rPr>
-        <w:t xml:space="preserve">Imagine you are helping a tutoring-center coordinator use this data. Think about the questions the system should be able to answer. Write in plain English. </w:t>
+        <w:t xml:space="preserve">Imagine you are helping a tutoring-center coordinator use this data. Think about the questions the system should be able to answer. Write answers plain English. </w:t>
       </w:r>
     </w:p>
     <w:p>

--- a/activities/week-01-make-the-file-fail-participation.docx
+++ b/activities/week-01-make-the-file-fail-participation.docx
@@ -2178,7 +2178,7 @@
           <w:color w:val="1F4D78"/>
           <w:sz w:val="22"/>
         </w:rPr>
-        <w:t xml:space="preserve">C1. </w:t>
+        <w:t xml:space="preserve">B1. </w:t>
       </w:r>
       <w:r>
         <w:rPr>
@@ -2241,6 +2241,254 @@
           <w:color w:val="0B2545"/>
           <w:sz w:val="22"/>
         </w:rPr>
+      </w:r>
+    </w:p>
+    <w:p>
+      <w:pPr>
+        <w:pStyle w:val="Normal"/>
+        <w:keepNext w:val="true"/>
+        <w:spacing w:lineRule="auto" w:line="300" w:before="80" w:after="60"/>
+        <w:rPr/>
+      </w:pPr>
+      <w:r>
+        <w:rPr>
+          <w:b/>
+          <w:color w:val="1F4D78"/>
+          <w:sz w:val="22"/>
+        </w:rPr>
+        <w:t xml:space="preserve">B2. </w:t>
+      </w:r>
+      <w:r>
+        <w:rPr>
+          <w:b w:val="false"/>
+          <w:color w:val="0B2545"/>
+          <w:sz w:val="22"/>
+        </w:rPr>
+        <w:t>With classes defined, what instances would you need to create to model the data presented in the table above? That is, what objects would you need to specifically create and what values would each property have?</w:t>
+      </w:r>
+    </w:p>
+    <w:p>
+      <w:pPr>
+        <w:pStyle w:val="Normal"/>
+        <w:spacing w:lineRule="auto" w:line="300" w:before="80" w:after="60"/>
+        <w:rPr>
+          <w:rFonts w:ascii="Calibri" w:hAnsi="Calibri"/>
+          <w:b w:val="false"/>
+          <w:color w:val="0B2545"/>
+          <w:sz w:val="22"/>
+        </w:rPr>
+      </w:pPr>
+      <w:r>
+        <w:rPr>
+          <w:b w:val="false"/>
+          <w:color w:val="0B2545"/>
+          <w:sz w:val="22"/>
+        </w:rPr>
+      </w:r>
+    </w:p>
+    <w:p>
+      <w:pPr>
+        <w:pStyle w:val="Normal"/>
+        <w:spacing w:lineRule="auto" w:line="300" w:before="80" w:after="60"/>
+        <w:rPr>
+          <w:rFonts w:ascii="Calibri" w:hAnsi="Calibri"/>
+          <w:b w:val="false"/>
+          <w:color w:val="0B2545"/>
+          <w:sz w:val="22"/>
+        </w:rPr>
+      </w:pPr>
+      <w:r>
+        <w:rPr>
+          <w:b w:val="false"/>
+          <w:color w:val="0B2545"/>
+          <w:sz w:val="22"/>
+        </w:rPr>
+      </w:r>
+    </w:p>
+    <w:p>
+      <w:pPr>
+        <w:pStyle w:val="Normal"/>
+        <w:spacing w:lineRule="auto" w:line="300" w:before="80" w:after="60"/>
+        <w:rPr>
+          <w:rFonts w:ascii="Calibri" w:hAnsi="Calibri"/>
+          <w:b w:val="false"/>
+          <w:color w:val="0B2545"/>
+          <w:sz w:val="22"/>
+        </w:rPr>
+      </w:pPr>
+      <w:r>
+        <w:rPr>
+          <w:b w:val="false"/>
+          <w:color w:val="0B2545"/>
+          <w:sz w:val="22"/>
+        </w:rPr>
+      </w:r>
+    </w:p>
+    <w:p>
+      <w:pPr>
+        <w:pStyle w:val="Normal"/>
+        <w:spacing w:lineRule="auto" w:line="300" w:before="80" w:after="60"/>
+        <w:rPr/>
+      </w:pPr>
+      <w:r>
+        <w:rPr>
+          <w:b w:val="false"/>
+          <w:color w:val="0B2545"/>
+          <w:sz w:val="22"/>
+        </w:rPr>
+        <w:t xml:space="preserve"> </w:t>
+      </w:r>
+      <w:r>
+        <w:rPr>
+          <w:b/>
+          <w:color w:val="1F4D78"/>
+          <w:sz w:val="22"/>
+        </w:rPr>
+        <w:t xml:space="preserve">B3. </w:t>
+      </w:r>
+      <w:r>
+        <w:rPr>
+          <w:b w:val="false"/>
+          <w:color w:val="0B2545"/>
+          <w:sz w:val="22"/>
+        </w:rPr>
+        <w:t>What objects would contain references to other objects and why?</w:t>
+      </w:r>
+    </w:p>
+    <w:p>
+      <w:pPr>
+        <w:pStyle w:val="Normal"/>
+        <w:spacing w:lineRule="auto" w:line="240" w:before="0" w:after="40"/>
+        <w:rPr/>
+      </w:pPr>
+      <w:r>
+        <w:rPr/>
+      </w:r>
+    </w:p>
+    <w:p>
+      <w:pPr>
+        <w:pStyle w:val="Normal"/>
+        <w:spacing w:lineRule="auto" w:line="240" w:before="0" w:after="40"/>
+        <w:rPr/>
+      </w:pPr>
+      <w:r>
+        <w:rPr/>
+      </w:r>
+    </w:p>
+    <w:p>
+      <w:pPr>
+        <w:pStyle w:val="Normal"/>
+        <w:spacing w:lineRule="auto" w:line="240" w:before="0" w:after="40"/>
+        <w:rPr/>
+      </w:pPr>
+      <w:r>
+        <w:rPr/>
+      </w:r>
+    </w:p>
+    <w:p>
+      <w:pPr>
+        <w:pStyle w:val="Normal"/>
+        <w:spacing w:lineRule="auto" w:line="240" w:before="0" w:after="40"/>
+        <w:rPr/>
+      </w:pPr>
+      <w:r>
+        <w:rPr/>
+      </w:r>
+    </w:p>
+    <w:p>
+      <w:pPr>
+        <w:pStyle w:val="Normal"/>
+        <w:spacing w:lineRule="auto" w:line="240" w:before="0" w:after="40"/>
+        <w:rPr/>
+      </w:pPr>
+      <w:r>
+        <w:rPr/>
+      </w:r>
+    </w:p>
+    <w:p>
+      <w:pPr>
+        <w:pStyle w:val="Normal"/>
+        <w:spacing w:lineRule="auto" w:line="240" w:before="0" w:after="40"/>
+        <w:rPr/>
+      </w:pPr>
+      <w:r>
+        <w:rPr/>
+      </w:r>
+    </w:p>
+    <w:p>
+      <w:pPr>
+        <w:pStyle w:val="Heading1"/>
+        <w:keepNext w:val="true"/>
+        <w:spacing w:before="280" w:after="140"/>
+        <w:rPr/>
+      </w:pPr>
+      <w:r>
+        <w:rPr>
+          <w:b/>
+          <w:color w:val="2E74B5"/>
+          <w:sz w:val="32"/>
+        </w:rPr>
+        <w:t>Part C: Ask questions of the data</w:t>
+      </w:r>
+    </w:p>
+    <w:p>
+      <w:pPr>
+        <w:pStyle w:val="Normal"/>
+        <w:keepNext w:val="false"/>
+        <w:spacing w:lineRule="auto" w:line="300" w:before="0" w:after="80"/>
+        <w:rPr/>
+      </w:pPr>
+      <w:r>
+        <w:rPr>
+          <w:b w:val="false"/>
+          <w:color w:val="0B2545"/>
+          <w:sz w:val="22"/>
+        </w:rPr>
+        <w:t xml:space="preserve">Imagine you are helping a tutoring-center coordinator use this data. Think about the questions the system should be able to answer. Write answers plain English. </w:t>
+      </w:r>
+    </w:p>
+    <w:p>
+      <w:pPr>
+        <w:pStyle w:val="Normal"/>
+        <w:keepNext w:val="true"/>
+        <w:spacing w:lineRule="auto" w:line="300" w:before="80" w:after="60"/>
+        <w:rPr/>
+      </w:pPr>
+      <w:r>
+        <w:rPr>
+          <w:b/>
+          <w:color w:val="1F4D78"/>
+          <w:sz w:val="22"/>
+        </w:rPr>
+        <w:t xml:space="preserve">C1. </w:t>
+      </w:r>
+      <w:r>
+        <w:rPr>
+          <w:b w:val="false"/>
+          <w:color w:val="0B2545"/>
+          <w:sz w:val="22"/>
+        </w:rPr>
+        <w:t>Write two specific questions a tutoring-center coordinator might want the system to answer. Include the people, dates, courses, or sessions that make each question precise.</w:t>
+      </w:r>
+    </w:p>
+    <w:p>
+      <w:pPr>
+        <w:pStyle w:val="Normal"/>
+        <w:spacing w:lineRule="auto" w:line="240" w:before="0" w:after="40"/>
+        <w:rPr/>
+      </w:pPr>
+      <w:r>
+        <w:rPr/>
+      </w:r>
+    </w:p>
+    <w:p>
+      <w:pPr>
+        <w:pStyle w:val="Normal"/>
+        <w:spacing w:lineRule="auto" w:line="240" w:before="0" w:after="40"/>
+        <w:rPr/>
+      </w:pPr>
+      <w:r>
+        <w:rPr/>
       </w:r>
     </w:p>
     <w:p>
@@ -2264,301 +2512,53 @@
           <w:color w:val="0B2545"/>
           <w:sz w:val="22"/>
         </w:rPr>
-        <w:t>With classes defined, what instances would you need to create to model the data presented in the table above? That is, what objects would you need to specifically create and what values would each property have?</w:t>
+        <w:t>Choose one of your questions. What details should its answer return? For example: student name, course title, tutor name, session time, or room.</w:t>
       </w:r>
     </w:p>
     <w:p>
       <w:pPr>
         <w:pStyle w:val="Normal"/>
-        <w:spacing w:lineRule="auto" w:line="300" w:before="80" w:after="60"/>
-        <w:rPr>
-          <w:rFonts w:ascii="Calibri" w:hAnsi="Calibri"/>
-          <w:b w:val="false"/>
-          <w:color w:val="0B2545"/>
-          <w:sz w:val="22"/>
-        </w:rPr>
+        <w:spacing w:lineRule="auto" w:line="240" w:before="0" w:after="40"/>
+        <w:rPr/>
       </w:pPr>
       <w:r>
-        <w:rPr>
-          <w:b w:val="false"/>
-          <w:color w:val="0B2545"/>
-          <w:sz w:val="22"/>
-        </w:rPr>
+        <w:rPr/>
       </w:r>
     </w:p>
     <w:p>
       <w:pPr>
         <w:pStyle w:val="Normal"/>
-        <w:spacing w:lineRule="auto" w:line="300" w:before="80" w:after="60"/>
-        <w:rPr>
-          <w:rFonts w:ascii="Calibri" w:hAnsi="Calibri"/>
-          <w:b w:val="false"/>
-          <w:color w:val="0B2545"/>
-          <w:sz w:val="22"/>
-        </w:rPr>
+        <w:spacing w:lineRule="auto" w:line="240" w:before="0" w:after="40"/>
+        <w:rPr/>
       </w:pPr>
       <w:r>
-        <w:rPr>
-          <w:b w:val="false"/>
-          <w:color w:val="0B2545"/>
-          <w:sz w:val="22"/>
-        </w:rPr>
+        <w:rPr/>
       </w:r>
     </w:p>
     <w:p>
       <w:pPr>
         <w:pStyle w:val="Normal"/>
-        <w:spacing w:lineRule="auto" w:line="300" w:before="80" w:after="60"/>
-        <w:rPr>
-          <w:rFonts w:ascii="Calibri" w:hAnsi="Calibri"/>
-          <w:b w:val="false"/>
-          <w:color w:val="0B2545"/>
-          <w:sz w:val="22"/>
-        </w:rPr>
+        <w:spacing w:lineRule="auto" w:line="240" w:before="0" w:after="40"/>
+        <w:rPr/>
       </w:pPr>
       <w:r>
-        <w:rPr>
-          <w:b w:val="false"/>
-          <w:color w:val="0B2545"/>
-          <w:sz w:val="22"/>
-        </w:rPr>
+        <w:rPr/>
       </w:r>
     </w:p>
     <w:p>
       <w:pPr>
         <w:pStyle w:val="Normal"/>
+        <w:keepNext w:val="true"/>
         <w:spacing w:lineRule="auto" w:line="300" w:before="80" w:after="60"/>
         <w:rPr/>
       </w:pPr>
-      <w:r>
-        <w:rPr>
-          <w:b w:val="false"/>
-          <w:color w:val="0B2545"/>
-          <w:sz w:val="22"/>
-        </w:rPr>
-        <w:t xml:space="preserve"> </w:t>
-      </w:r>
       <w:r>
         <w:rPr>
           <w:b/>
           <w:color w:val="1F4D78"/>
           <w:sz w:val="22"/>
         </w:rPr>
-        <w:t xml:space="preserve">C2. </w:t>
-      </w:r>
-      <w:r>
-        <w:rPr>
-          <w:b w:val="false"/>
-          <w:color w:val="0B2545"/>
-          <w:sz w:val="22"/>
-        </w:rPr>
-        <w:t>What objects would contain references to other objects and why?</w:t>
-      </w:r>
-    </w:p>
-    <w:p>
-      <w:pPr>
-        <w:pStyle w:val="Normal"/>
-        <w:spacing w:lineRule="auto" w:line="240" w:before="0" w:after="40"/>
-        <w:rPr/>
-      </w:pPr>
-      <w:r>
-        <w:rPr/>
-      </w:r>
-    </w:p>
-    <w:p>
-      <w:pPr>
-        <w:pStyle w:val="Normal"/>
-        <w:spacing w:lineRule="auto" w:line="240" w:before="0" w:after="40"/>
-        <w:rPr/>
-      </w:pPr>
-      <w:r>
-        <w:rPr/>
-      </w:r>
-    </w:p>
-    <w:p>
-      <w:pPr>
-        <w:pStyle w:val="Normal"/>
-        <w:spacing w:lineRule="auto" w:line="240" w:before="0" w:after="40"/>
-        <w:rPr/>
-      </w:pPr>
-      <w:r>
-        <w:rPr/>
-      </w:r>
-    </w:p>
-    <w:p>
-      <w:pPr>
-        <w:pStyle w:val="Normal"/>
-        <w:spacing w:lineRule="auto" w:line="240" w:before="0" w:after="40"/>
-        <w:rPr/>
-      </w:pPr>
-      <w:r>
-        <w:rPr/>
-      </w:r>
-    </w:p>
-    <w:p>
-      <w:pPr>
-        <w:pStyle w:val="Normal"/>
-        <w:spacing w:lineRule="auto" w:line="240" w:before="0" w:after="40"/>
-        <w:rPr/>
-      </w:pPr>
-      <w:r>
-        <w:rPr/>
-      </w:r>
-    </w:p>
-    <w:p>
-      <w:pPr>
-        <w:pStyle w:val="Normal"/>
-        <w:spacing w:lineRule="auto" w:line="240" w:before="0" w:after="40"/>
-        <w:rPr/>
-      </w:pPr>
-      <w:r>
-        <w:rPr/>
-      </w:r>
-    </w:p>
-    <w:p>
-      <w:pPr>
-        <w:pStyle w:val="Heading1"/>
-        <w:keepNext w:val="true"/>
-        <w:spacing w:before="280" w:after="140"/>
-        <w:rPr/>
-      </w:pPr>
-      <w:r>
-        <w:rPr>
-          <w:b/>
-          <w:color w:val="2E74B5"/>
-          <w:sz w:val="32"/>
-        </w:rPr>
-        <w:t>Part C: Ask questions of the data</w:t>
-      </w:r>
-    </w:p>
-    <w:p>
-      <w:pPr>
-        <w:pStyle w:val="Normal"/>
-        <w:keepNext w:val="false"/>
-        <w:spacing w:lineRule="auto" w:line="300" w:before="0" w:after="80"/>
-        <w:rPr/>
-      </w:pPr>
-      <w:r>
-        <w:rPr>
-          <w:b w:val="false"/>
-          <w:color w:val="0B2545"/>
-          <w:sz w:val="22"/>
-        </w:rPr>
-        <w:t xml:space="preserve">Imagine you are helping a tutoring-center coordinator use this data. Think about the questions the system should be able to answer. Write answers plain English. </w:t>
-      </w:r>
-    </w:p>
-    <w:p>
-      <w:pPr>
-        <w:pStyle w:val="Normal"/>
-        <w:keepNext w:val="true"/>
-        <w:spacing w:lineRule="auto" w:line="300" w:before="80" w:after="60"/>
-        <w:rPr/>
-      </w:pPr>
-      <w:r>
-        <w:rPr>
-          <w:b/>
-          <w:color w:val="1F4D78"/>
-          <w:sz w:val="22"/>
-        </w:rPr>
-        <w:t xml:space="preserve">D1. </w:t>
-      </w:r>
-      <w:r>
-        <w:rPr>
-          <w:b w:val="false"/>
-          <w:color w:val="0B2545"/>
-          <w:sz w:val="22"/>
-        </w:rPr>
-        <w:t>Write two specific questions a tutoring-center coordinator might want the system to answer. Include the people, dates, courses, or sessions that make each question precise.</w:t>
-      </w:r>
-    </w:p>
-    <w:p>
-      <w:pPr>
-        <w:pStyle w:val="Normal"/>
-        <w:spacing w:lineRule="auto" w:line="240" w:before="0" w:after="40"/>
-        <w:rPr/>
-      </w:pPr>
-      <w:r>
-        <w:rPr/>
-      </w:r>
-    </w:p>
-    <w:p>
-      <w:pPr>
-        <w:pStyle w:val="Normal"/>
-        <w:spacing w:lineRule="auto" w:line="240" w:before="0" w:after="40"/>
-        <w:rPr/>
-      </w:pPr>
-      <w:r>
-        <w:rPr/>
-      </w:r>
-    </w:p>
-    <w:p>
-      <w:pPr>
-        <w:pStyle w:val="Normal"/>
-        <w:keepNext w:val="true"/>
-        <w:spacing w:lineRule="auto" w:line="300" w:before="80" w:after="60"/>
-        <w:rPr/>
-      </w:pPr>
-      <w:r>
-        <w:rPr>
-          <w:b/>
-          <w:color w:val="1F4D78"/>
-          <w:sz w:val="22"/>
-        </w:rPr>
-        <w:t xml:space="preserve">D2. </w:t>
-      </w:r>
-      <w:r>
-        <w:rPr>
-          <w:b w:val="false"/>
-          <w:color w:val="0B2545"/>
-          <w:sz w:val="22"/>
-        </w:rPr>
-        <w:t>Choose one of your questions. What details should its answer return? For example: student name, course title, tutor name, session time, or room.</w:t>
-      </w:r>
-    </w:p>
-    <w:p>
-      <w:pPr>
-        <w:pStyle w:val="Normal"/>
-        <w:spacing w:lineRule="auto" w:line="240" w:before="0" w:after="40"/>
-        <w:rPr/>
-      </w:pPr>
-      <w:r>
-        <w:rPr/>
-      </w:r>
-    </w:p>
-    <w:p>
-      <w:pPr>
-        <w:pStyle w:val="Normal"/>
-        <w:spacing w:lineRule="auto" w:line="240" w:before="0" w:after="40"/>
-        <w:rPr/>
-      </w:pPr>
-      <w:r>
-        <w:rPr/>
-      </w:r>
-    </w:p>
-    <w:p>
-      <w:pPr>
-        <w:pStyle w:val="Normal"/>
-        <w:spacing w:lineRule="auto" w:line="240" w:before="0" w:after="40"/>
-        <w:rPr/>
-      </w:pPr>
-      <w:r>
-        <w:rPr/>
-      </w:r>
-    </w:p>
-    <w:p>
-      <w:pPr>
-        <w:pStyle w:val="Normal"/>
-        <w:keepNext w:val="true"/>
-        <w:spacing w:lineRule="auto" w:line="300" w:before="80" w:after="60"/>
-        <w:rPr/>
-      </w:pPr>
-      <w:r>
-        <w:rPr>
-          <w:b/>
-          <w:color w:val="1F4D78"/>
-          <w:sz w:val="22"/>
-        </w:rPr>
-        <w:t xml:space="preserve">D3. </w:t>
+        <w:t xml:space="preserve">C3. </w:t>
       </w:r>
       <w:r>
         <w:rPr>
